--- a/docs/הגשה סופית/4 - מסמך אפיון בדיקות - Runi.docx
+++ b/docs/הגשה סופית/4 - מסמך אפיון בדיקות - Runi.docx
@@ -39,7 +39,7 @@
         <w:spacing w:after="140" w:line="300" w:lineRule="auto"/>
       </w:pPr>
       <w:r>
-        <w:t xml:space="preserve">תרגיל סיום — Internet Technologies | RUNI CS 2026 עודכן: 2 בספטמבר 2026</w:t>
+        <w:t>תרגיל סיום — Internet Technologies | RUNI CS 2026 עודכן: 2 בספטמבר 2026</w:t>
       </w:r>
     </w:p>
     <w:p>
@@ -49,8 +49,8 @@
       <w:r>
         <w:rPr>
           <w:color w:val="000000"/>
+          <w:sz w:val="27"/>
           <w:szCs w:val="27"/>
-          <w:sz w:val="27"/>
         </w:rPr>
         <w:t>תוכן עניינים</w:t>
       </w:r>
@@ -62,16 +62,25 @@
           <w:tab w:val="right" w:leader="dot" w:pos="9350"/>
         </w:tabs>
         <w:rPr>
+          <w:rFonts w:asciiTheme="minorHAnsi" w:eastAsiaTheme="minorEastAsia" w:hAnsiTheme="minorHAnsi" w:cstheme="minorBidi"/>
           <w:noProof/>
-          <w:rtl w:val="0"/>
+          <w:color w:val="auto"/>
+          <w:kern w:val="2"/>
+          <w:sz w:val="24"/>
+          <w:szCs w:val="24"/>
+          <w14:ligatures w14:val="standardContextual"/>
         </w:rPr>
       </w:pPr>
       <w:r>
         <w:fldChar w:fldCharType="begin"/>
+      </w:r>
+      <w:r>
         <w:instrText xml:space="preserve"> TOC \o "1-2" \h \z \u </w:instrText>
+      </w:r>
+      <w:r>
         <w:fldChar w:fldCharType="separate"/>
       </w:r>
-      <w:hyperlink w:anchor="_Toc4doc4000" w:history="1">
+      <w:hyperlink w:anchor="_Toc239280200" w:history="1">
         <w:r>
           <w:rPr>
             <w:rStyle w:val="Hyperlink"/>
@@ -86,8 +95,36 @@
             <w:rtl w:val="0"/>
           </w:rPr>
           <w:tab/>
+        </w:r>
+        <w:r>
+          <w:rPr>
+            <w:noProof/>
+            <w:webHidden/>
+            <w:rtl w:val="0"/>
+          </w:rPr>
           <w:fldChar w:fldCharType="begin"/>
-          <w:instrText xml:space="preserve"> PAGEREF _Toc4doc4000 \h </w:instrText>
+        </w:r>
+        <w:r>
+          <w:rPr>
+            <w:noProof/>
+            <w:webHidden/>
+            <w:rtl w:val="0"/>
+          </w:rPr>
+          <w:instrText xml:space="preserve"> PAGEREF _Toc239280200 \h </w:instrText>
+        </w:r>
+        <w:r>
+          <w:rPr>
+            <w:noProof/>
+            <w:webHidden/>
+            <w:rtl w:val="0"/>
+          </w:rPr>
+        </w:r>
+        <w:r>
+          <w:rPr>
+            <w:noProof/>
+            <w:webHidden/>
+            <w:rtl w:val="0"/>
+          </w:rPr>
           <w:fldChar w:fldCharType="separate"/>
         </w:r>
         <w:r>
@@ -95,7 +132,7 @@
             <w:noProof/>
             <w:webHidden/>
           </w:rPr>
-          <w:t>1</w:t>
+          <w:t>2</w:t>
         </w:r>
         <w:r>
           <w:rPr>
@@ -114,14 +151,21 @@
           <w:tab w:val="right" w:leader="dot" w:pos="9350"/>
         </w:tabs>
         <w:rPr>
+          <w:rFonts w:asciiTheme="minorHAnsi" w:eastAsiaTheme="minorEastAsia" w:hAnsiTheme="minorHAnsi" w:cstheme="minorBidi"/>
           <w:noProof/>
-          <w:rtl w:val="0"/>
+          <w:color w:val="auto"/>
+          <w:kern w:val="2"/>
+          <w:sz w:val="24"/>
+          <w:szCs w:val="24"/>
+          <w14:ligatures w14:val="standardContextual"/>
         </w:rPr>
       </w:pPr>
-      <w:hyperlink w:anchor="_Toc4doc4001" w:history="1">
+      <w:hyperlink w:anchor="_Toc239280201" w:history="1">
         <w:r>
           <w:rPr>
             <w:rStyle w:val="Hyperlink"/>
+            <w:b/>
+            <w:bCs/>
             <w:noProof/>
           </w:rPr>
           <w:t>מה בכוונה לא נבדק אוטומטית</w:t>
@@ -133,8 +177,36 @@
             <w:rtl w:val="0"/>
           </w:rPr>
           <w:tab/>
+        </w:r>
+        <w:r>
+          <w:rPr>
+            <w:noProof/>
+            <w:webHidden/>
+            <w:rtl w:val="0"/>
+          </w:rPr>
           <w:fldChar w:fldCharType="begin"/>
-          <w:instrText xml:space="preserve"> PAGEREF _Toc4doc4001 \h </w:instrText>
+        </w:r>
+        <w:r>
+          <w:rPr>
+            <w:noProof/>
+            <w:webHidden/>
+            <w:rtl w:val="0"/>
+          </w:rPr>
+          <w:instrText xml:space="preserve"> PAGEREF _Toc239280201 \h </w:instrText>
+        </w:r>
+        <w:r>
+          <w:rPr>
+            <w:noProof/>
+            <w:webHidden/>
+            <w:rtl w:val="0"/>
+          </w:rPr>
+        </w:r>
+        <w:r>
+          <w:rPr>
+            <w:noProof/>
+            <w:webHidden/>
+            <w:rtl w:val="0"/>
+          </w:rPr>
           <w:fldChar w:fldCharType="separate"/>
         </w:r>
         <w:r>
@@ -142,7 +214,7 @@
             <w:noProof/>
             <w:webHidden/>
           </w:rPr>
-          <w:t>1</w:t>
+          <w:t>3</w:t>
         </w:r>
         <w:r>
           <w:rPr>
@@ -161,11 +233,16 @@
           <w:tab w:val="right" w:leader="dot" w:pos="9350"/>
         </w:tabs>
         <w:rPr>
+          <w:rFonts w:asciiTheme="minorHAnsi" w:eastAsiaTheme="minorEastAsia" w:hAnsiTheme="minorHAnsi" w:cstheme="minorBidi"/>
           <w:noProof/>
-          <w:rtl w:val="0"/>
+          <w:color w:val="auto"/>
+          <w:kern w:val="2"/>
+          <w:sz w:val="24"/>
+          <w:szCs w:val="24"/>
+          <w14:ligatures w14:val="standardContextual"/>
         </w:rPr>
       </w:pPr>
-      <w:hyperlink w:anchor="_Toc4doc4002" w:history="1">
+      <w:hyperlink w:anchor="_Toc239280202" w:history="1">
         <w:r>
           <w:rPr>
             <w:rStyle w:val="Hyperlink"/>
@@ -180,8 +257,36 @@
             <w:rtl w:val="0"/>
           </w:rPr>
           <w:tab/>
+        </w:r>
+        <w:r>
+          <w:rPr>
+            <w:noProof/>
+            <w:webHidden/>
+            <w:rtl w:val="0"/>
+          </w:rPr>
           <w:fldChar w:fldCharType="begin"/>
-          <w:instrText xml:space="preserve"> PAGEREF _Toc4doc4002 \h </w:instrText>
+        </w:r>
+        <w:r>
+          <w:rPr>
+            <w:noProof/>
+            <w:webHidden/>
+            <w:rtl w:val="0"/>
+          </w:rPr>
+          <w:instrText xml:space="preserve"> PAGEREF _Toc239280202 \h </w:instrText>
+        </w:r>
+        <w:r>
+          <w:rPr>
+            <w:noProof/>
+            <w:webHidden/>
+            <w:rtl w:val="0"/>
+          </w:rPr>
+        </w:r>
+        <w:r>
+          <w:rPr>
+            <w:noProof/>
+            <w:webHidden/>
+            <w:rtl w:val="0"/>
+          </w:rPr>
           <w:fldChar w:fldCharType="separate"/>
         </w:r>
         <w:r>
@@ -189,7 +294,7 @@
             <w:noProof/>
             <w:webHidden/>
           </w:rPr>
-          <w:t>2</w:t>
+          <w:t>3</w:t>
         </w:r>
         <w:r>
           <w:rPr>
@@ -208,14 +313,21 @@
           <w:tab w:val="right" w:leader="dot" w:pos="9350"/>
         </w:tabs>
         <w:rPr>
+          <w:rFonts w:asciiTheme="minorHAnsi" w:eastAsiaTheme="minorEastAsia" w:hAnsiTheme="minorHAnsi" w:cstheme="minorBidi"/>
           <w:noProof/>
-          <w:rtl w:val="0"/>
+          <w:color w:val="auto"/>
+          <w:kern w:val="2"/>
+          <w:sz w:val="24"/>
+          <w:szCs w:val="24"/>
+          <w14:ligatures w14:val="standardContextual"/>
         </w:rPr>
       </w:pPr>
-      <w:hyperlink w:anchor="_Toc4doc4003" w:history="1">
+      <w:hyperlink w:anchor="_Toc239280203" w:history="1">
         <w:r>
           <w:rPr>
             <w:rStyle w:val="Hyperlink"/>
+            <w:b/>
+            <w:bCs/>
             <w:noProof/>
           </w:rPr>
           <w:t>המודל הפיזיולוגי — הלב של המוצר</w:t>
@@ -227,8 +339,36 @@
             <w:rtl w:val="0"/>
           </w:rPr>
           <w:tab/>
+        </w:r>
+        <w:r>
+          <w:rPr>
+            <w:noProof/>
+            <w:webHidden/>
+            <w:rtl w:val="0"/>
+          </w:rPr>
           <w:fldChar w:fldCharType="begin"/>
-          <w:instrText xml:space="preserve"> PAGEREF _Toc4doc4003 \h </w:instrText>
+        </w:r>
+        <w:r>
+          <w:rPr>
+            <w:noProof/>
+            <w:webHidden/>
+            <w:rtl w:val="0"/>
+          </w:rPr>
+          <w:instrText xml:space="preserve"> PAGEREF _Toc239280203 \h </w:instrText>
+        </w:r>
+        <w:r>
+          <w:rPr>
+            <w:noProof/>
+            <w:webHidden/>
+            <w:rtl w:val="0"/>
+          </w:rPr>
+        </w:r>
+        <w:r>
+          <w:rPr>
+            <w:noProof/>
+            <w:webHidden/>
+            <w:rtl w:val="0"/>
+          </w:rPr>
           <w:fldChar w:fldCharType="separate"/>
         </w:r>
         <w:r>
@@ -236,7 +376,7 @@
             <w:noProof/>
             <w:webHidden/>
           </w:rPr>
-          <w:t>2</w:t>
+          <w:t>3</w:t>
         </w:r>
         <w:r>
           <w:rPr>
@@ -255,14 +395,21 @@
           <w:tab w:val="right" w:leader="dot" w:pos="9350"/>
         </w:tabs>
         <w:rPr>
+          <w:rFonts w:asciiTheme="minorHAnsi" w:eastAsiaTheme="minorEastAsia" w:hAnsiTheme="minorHAnsi" w:cstheme="minorBidi"/>
           <w:noProof/>
-          <w:rtl w:val="0"/>
+          <w:color w:val="auto"/>
+          <w:kern w:val="2"/>
+          <w:sz w:val="24"/>
+          <w:szCs w:val="24"/>
+          <w14:ligatures w14:val="standardContextual"/>
         </w:rPr>
       </w:pPr>
-      <w:hyperlink w:anchor="_Toc4doc4004" w:history="1">
+      <w:hyperlink w:anchor="_Toc239280204" w:history="1">
         <w:r>
           <w:rPr>
             <w:rStyle w:val="Hyperlink"/>
+            <w:b/>
+            <w:bCs/>
             <w:noProof/>
           </w:rPr>
           <w:t>התוכנית</w:t>
@@ -274,8 +421,36 @@
             <w:rtl w:val="0"/>
           </w:rPr>
           <w:tab/>
+        </w:r>
+        <w:r>
+          <w:rPr>
+            <w:noProof/>
+            <w:webHidden/>
+            <w:rtl w:val="0"/>
+          </w:rPr>
           <w:fldChar w:fldCharType="begin"/>
-          <w:instrText xml:space="preserve"> PAGEREF _Toc4doc4004 \h </w:instrText>
+        </w:r>
+        <w:r>
+          <w:rPr>
+            <w:noProof/>
+            <w:webHidden/>
+            <w:rtl w:val="0"/>
+          </w:rPr>
+          <w:instrText xml:space="preserve"> PAGEREF _Toc239280204 \h </w:instrText>
+        </w:r>
+        <w:r>
+          <w:rPr>
+            <w:noProof/>
+            <w:webHidden/>
+            <w:rtl w:val="0"/>
+          </w:rPr>
+        </w:r>
+        <w:r>
+          <w:rPr>
+            <w:noProof/>
+            <w:webHidden/>
+            <w:rtl w:val="0"/>
+          </w:rPr>
           <w:fldChar w:fldCharType="separate"/>
         </w:r>
         <w:r>
@@ -283,7 +458,7 @@
             <w:noProof/>
             <w:webHidden/>
           </w:rPr>
-          <w:t>2</w:t>
+          <w:t>3</w:t>
         </w:r>
         <w:r>
           <w:rPr>
@@ -302,14 +477,21 @@
           <w:tab w:val="right" w:leader="dot" w:pos="9350"/>
         </w:tabs>
         <w:rPr>
+          <w:rFonts w:asciiTheme="minorHAnsi" w:eastAsiaTheme="minorEastAsia" w:hAnsiTheme="minorHAnsi" w:cstheme="minorBidi"/>
           <w:noProof/>
-          <w:rtl w:val="0"/>
+          <w:color w:val="auto"/>
+          <w:kern w:val="2"/>
+          <w:sz w:val="24"/>
+          <w:szCs w:val="24"/>
+          <w14:ligatures w14:val="standardContextual"/>
         </w:rPr>
       </w:pPr>
-      <w:hyperlink w:anchor="_Toc4doc4005" w:history="1">
+      <w:hyperlink w:anchor="_Toc239280205" w:history="1">
         <w:r>
           <w:rPr>
             <w:rStyle w:val="Hyperlink"/>
+            <w:b/>
+            <w:bCs/>
             <w:noProof/>
           </w:rPr>
           <w:t>הדשבורד והמסכים</w:t>
@@ -321,8 +503,36 @@
             <w:rtl w:val="0"/>
           </w:rPr>
           <w:tab/>
+        </w:r>
+        <w:r>
+          <w:rPr>
+            <w:noProof/>
+            <w:webHidden/>
+            <w:rtl w:val="0"/>
+          </w:rPr>
           <w:fldChar w:fldCharType="begin"/>
-          <w:instrText xml:space="preserve"> PAGEREF _Toc4doc4005 \h </w:instrText>
+        </w:r>
+        <w:r>
+          <w:rPr>
+            <w:noProof/>
+            <w:webHidden/>
+            <w:rtl w:val="0"/>
+          </w:rPr>
+          <w:instrText xml:space="preserve"> PAGEREF _Toc239280205 \h </w:instrText>
+        </w:r>
+        <w:r>
+          <w:rPr>
+            <w:noProof/>
+            <w:webHidden/>
+            <w:rtl w:val="0"/>
+          </w:rPr>
+        </w:r>
+        <w:r>
+          <w:rPr>
+            <w:noProof/>
+            <w:webHidden/>
+            <w:rtl w:val="0"/>
+          </w:rPr>
           <w:fldChar w:fldCharType="separate"/>
         </w:r>
         <w:r>
@@ -330,7 +540,7 @@
             <w:noProof/>
             <w:webHidden/>
           </w:rPr>
-          <w:t>3</w:t>
+          <w:t>4</w:t>
         </w:r>
         <w:r>
           <w:rPr>
@@ -349,14 +559,21 @@
           <w:tab w:val="right" w:leader="dot" w:pos="9350"/>
         </w:tabs>
         <w:rPr>
+          <w:rFonts w:asciiTheme="minorHAnsi" w:eastAsiaTheme="minorEastAsia" w:hAnsiTheme="minorHAnsi" w:cstheme="minorBidi"/>
           <w:noProof/>
-          <w:rtl w:val="0"/>
+          <w:color w:val="auto"/>
+          <w:kern w:val="2"/>
+          <w:sz w:val="24"/>
+          <w:szCs w:val="24"/>
+          <w14:ligatures w14:val="standardContextual"/>
         </w:rPr>
       </w:pPr>
-      <w:hyperlink w:anchor="_Toc4doc4006" w:history="1">
+      <w:hyperlink w:anchor="_Toc239280206" w:history="1">
         <w:r>
           <w:rPr>
             <w:rStyle w:val="Hyperlink"/>
+            <w:b/>
+            <w:bCs/>
             <w:noProof/>
           </w:rPr>
           <w:t>צד המאמן</w:t>
@@ -368,8 +585,36 @@
             <w:rtl w:val="0"/>
           </w:rPr>
           <w:tab/>
+        </w:r>
+        <w:r>
+          <w:rPr>
+            <w:noProof/>
+            <w:webHidden/>
+            <w:rtl w:val="0"/>
+          </w:rPr>
           <w:fldChar w:fldCharType="begin"/>
-          <w:instrText xml:space="preserve"> PAGEREF _Toc4doc4006 \h </w:instrText>
+        </w:r>
+        <w:r>
+          <w:rPr>
+            <w:noProof/>
+            <w:webHidden/>
+            <w:rtl w:val="0"/>
+          </w:rPr>
+          <w:instrText xml:space="preserve"> PAGEREF _Toc239280206 \h </w:instrText>
+        </w:r>
+        <w:r>
+          <w:rPr>
+            <w:noProof/>
+            <w:webHidden/>
+            <w:rtl w:val="0"/>
+          </w:rPr>
+        </w:r>
+        <w:r>
+          <w:rPr>
+            <w:noProof/>
+            <w:webHidden/>
+            <w:rtl w:val="0"/>
+          </w:rPr>
           <w:fldChar w:fldCharType="separate"/>
         </w:r>
         <w:r>
@@ -377,7 +622,7 @@
             <w:noProof/>
             <w:webHidden/>
           </w:rPr>
-          <w:t>4</w:t>
+          <w:t>5</w:t>
         </w:r>
         <w:r>
           <w:rPr>
@@ -396,11 +641,16 @@
           <w:tab w:val="right" w:leader="dot" w:pos="9350"/>
         </w:tabs>
         <w:rPr>
+          <w:rFonts w:asciiTheme="minorHAnsi" w:eastAsiaTheme="minorEastAsia" w:hAnsiTheme="minorHAnsi" w:cstheme="minorBidi"/>
           <w:noProof/>
-          <w:rtl w:val="0"/>
+          <w:color w:val="auto"/>
+          <w:kern w:val="2"/>
+          <w:sz w:val="24"/>
+          <w:szCs w:val="24"/>
+          <w14:ligatures w14:val="standardContextual"/>
         </w:rPr>
       </w:pPr>
-      <w:hyperlink w:anchor="_Toc4doc4007" w:history="1">
+      <w:hyperlink w:anchor="_Toc239280207" w:history="1">
         <w:r>
           <w:rPr>
             <w:rStyle w:val="Hyperlink"/>
@@ -415,8 +665,36 @@
             <w:rtl w:val="0"/>
           </w:rPr>
           <w:tab/>
+        </w:r>
+        <w:r>
+          <w:rPr>
+            <w:noProof/>
+            <w:webHidden/>
+            <w:rtl w:val="0"/>
+          </w:rPr>
           <w:fldChar w:fldCharType="begin"/>
-          <w:instrText xml:space="preserve"> PAGEREF _Toc4doc4007 \h </w:instrText>
+        </w:r>
+        <w:r>
+          <w:rPr>
+            <w:noProof/>
+            <w:webHidden/>
+            <w:rtl w:val="0"/>
+          </w:rPr>
+          <w:instrText xml:space="preserve"> PAGEREF _Toc239280207 \h </w:instrText>
+        </w:r>
+        <w:r>
+          <w:rPr>
+            <w:noProof/>
+            <w:webHidden/>
+            <w:rtl w:val="0"/>
+          </w:rPr>
+        </w:r>
+        <w:r>
+          <w:rPr>
+            <w:noProof/>
+            <w:webHidden/>
+            <w:rtl w:val="0"/>
+          </w:rPr>
           <w:fldChar w:fldCharType="separate"/>
         </w:r>
         <w:r>
@@ -424,7 +702,7 @@
             <w:noProof/>
             <w:webHidden/>
           </w:rPr>
-          <w:t>4</w:t>
+          <w:t>5</w:t>
         </w:r>
         <w:r>
           <w:rPr>
@@ -443,11 +721,16 @@
           <w:tab w:val="right" w:leader="dot" w:pos="9350"/>
         </w:tabs>
         <w:rPr>
+          <w:rFonts w:asciiTheme="minorHAnsi" w:eastAsiaTheme="minorEastAsia" w:hAnsiTheme="minorHAnsi" w:cstheme="minorBidi"/>
           <w:noProof/>
-          <w:rtl w:val="0"/>
+          <w:color w:val="auto"/>
+          <w:kern w:val="2"/>
+          <w:sz w:val="24"/>
+          <w:szCs w:val="24"/>
+          <w14:ligatures w14:val="standardContextual"/>
         </w:rPr>
       </w:pPr>
-      <w:hyperlink w:anchor="_Toc4doc4008" w:history="1">
+      <w:hyperlink w:anchor="_Toc239280208" w:history="1">
         <w:r>
           <w:rPr>
             <w:rStyle w:val="Hyperlink"/>
@@ -462,8 +745,36 @@
             <w:rtl w:val="0"/>
           </w:rPr>
           <w:tab/>
+        </w:r>
+        <w:r>
+          <w:rPr>
+            <w:noProof/>
+            <w:webHidden/>
+            <w:rtl w:val="0"/>
+          </w:rPr>
           <w:fldChar w:fldCharType="begin"/>
-          <w:instrText xml:space="preserve"> PAGEREF _Toc4doc4008 \h </w:instrText>
+        </w:r>
+        <w:r>
+          <w:rPr>
+            <w:noProof/>
+            <w:webHidden/>
+            <w:rtl w:val="0"/>
+          </w:rPr>
+          <w:instrText xml:space="preserve"> PAGEREF _Toc239280208 \h </w:instrText>
+        </w:r>
+        <w:r>
+          <w:rPr>
+            <w:noProof/>
+            <w:webHidden/>
+            <w:rtl w:val="0"/>
+          </w:rPr>
+        </w:r>
+        <w:r>
+          <w:rPr>
+            <w:noProof/>
+            <w:webHidden/>
+            <w:rtl w:val="0"/>
+          </w:rPr>
           <w:fldChar w:fldCharType="separate"/>
         </w:r>
         <w:r>
@@ -471,7 +782,7 @@
             <w:noProof/>
             <w:webHidden/>
           </w:rPr>
-          <w:t>5</w:t>
+          <w:t>6</w:t>
         </w:r>
         <w:r>
           <w:rPr>
@@ -490,11 +801,16 @@
           <w:tab w:val="right" w:leader="dot" w:pos="9350"/>
         </w:tabs>
         <w:rPr>
+          <w:rFonts w:asciiTheme="minorHAnsi" w:eastAsiaTheme="minorEastAsia" w:hAnsiTheme="minorHAnsi" w:cstheme="minorBidi"/>
           <w:noProof/>
-          <w:rtl w:val="0"/>
+          <w:color w:val="auto"/>
+          <w:kern w:val="2"/>
+          <w:sz w:val="24"/>
+          <w:szCs w:val="24"/>
+          <w14:ligatures w14:val="standardContextual"/>
         </w:rPr>
       </w:pPr>
-      <w:hyperlink w:anchor="_Toc4doc4009" w:history="1">
+      <w:hyperlink w:anchor="_Toc239280209" w:history="1">
         <w:r>
           <w:rPr>
             <w:rStyle w:val="Hyperlink"/>
@@ -509,8 +825,36 @@
             <w:rtl w:val="0"/>
           </w:rPr>
           <w:tab/>
+        </w:r>
+        <w:r>
+          <w:rPr>
+            <w:noProof/>
+            <w:webHidden/>
+            <w:rtl w:val="0"/>
+          </w:rPr>
           <w:fldChar w:fldCharType="begin"/>
-          <w:instrText xml:space="preserve"> PAGEREF _Toc4doc4009 \h </w:instrText>
+        </w:r>
+        <w:r>
+          <w:rPr>
+            <w:noProof/>
+            <w:webHidden/>
+            <w:rtl w:val="0"/>
+          </w:rPr>
+          <w:instrText xml:space="preserve"> PAGEREF _Toc239280209 \h </w:instrText>
+        </w:r>
+        <w:r>
+          <w:rPr>
+            <w:noProof/>
+            <w:webHidden/>
+            <w:rtl w:val="0"/>
+          </w:rPr>
+        </w:r>
+        <w:r>
+          <w:rPr>
+            <w:noProof/>
+            <w:webHidden/>
+            <w:rtl w:val="0"/>
+          </w:rPr>
           <w:fldChar w:fldCharType="separate"/>
         </w:r>
         <w:r>
@@ -518,7 +862,7 @@
             <w:noProof/>
             <w:webHidden/>
           </w:rPr>
-          <w:t>5</w:t>
+          <w:t>6</w:t>
         </w:r>
         <w:r>
           <w:rPr>
@@ -537,11 +881,16 @@
           <w:tab w:val="right" w:leader="dot" w:pos="9350"/>
         </w:tabs>
         <w:rPr>
+          <w:rFonts w:asciiTheme="minorHAnsi" w:eastAsiaTheme="minorEastAsia" w:hAnsiTheme="minorHAnsi" w:cstheme="minorBidi"/>
           <w:noProof/>
-          <w:rtl w:val="0"/>
+          <w:color w:val="auto"/>
+          <w:kern w:val="2"/>
+          <w:sz w:val="24"/>
+          <w:szCs w:val="24"/>
+          <w14:ligatures w14:val="standardContextual"/>
         </w:rPr>
       </w:pPr>
-      <w:hyperlink w:anchor="_Toc4doc4010" w:history="1">
+      <w:hyperlink w:anchor="_Toc239280210" w:history="1">
         <w:r>
           <w:rPr>
             <w:rStyle w:val="Hyperlink"/>
@@ -556,8 +905,36 @@
             <w:rtl w:val="0"/>
           </w:rPr>
           <w:tab/>
+        </w:r>
+        <w:r>
+          <w:rPr>
+            <w:noProof/>
+            <w:webHidden/>
+            <w:rtl w:val="0"/>
+          </w:rPr>
           <w:fldChar w:fldCharType="begin"/>
-          <w:instrText xml:space="preserve"> PAGEREF _Toc4doc4010 \h </w:instrText>
+        </w:r>
+        <w:r>
+          <w:rPr>
+            <w:noProof/>
+            <w:webHidden/>
+            <w:rtl w:val="0"/>
+          </w:rPr>
+          <w:instrText xml:space="preserve"> PAGEREF _Toc239280210 \h </w:instrText>
+        </w:r>
+        <w:r>
+          <w:rPr>
+            <w:noProof/>
+            <w:webHidden/>
+            <w:rtl w:val="0"/>
+          </w:rPr>
+        </w:r>
+        <w:r>
+          <w:rPr>
+            <w:noProof/>
+            <w:webHidden/>
+            <w:rtl w:val="0"/>
+          </w:rPr>
           <w:fldChar w:fldCharType="separate"/>
         </w:r>
         <w:r>
@@ -565,7 +942,7 @@
             <w:noProof/>
             <w:webHidden/>
           </w:rPr>
-          <w:t>6</w:t>
+          <w:t>7</w:t>
         </w:r>
         <w:r>
           <w:rPr>
@@ -584,11 +961,16 @@
           <w:tab w:val="right" w:leader="dot" w:pos="9350"/>
         </w:tabs>
         <w:rPr>
+          <w:rFonts w:asciiTheme="minorHAnsi" w:eastAsiaTheme="minorEastAsia" w:hAnsiTheme="minorHAnsi" w:cstheme="minorBidi"/>
           <w:noProof/>
-          <w:rtl w:val="0"/>
+          <w:color w:val="auto"/>
+          <w:kern w:val="2"/>
+          <w:sz w:val="24"/>
+          <w:szCs w:val="24"/>
+          <w14:ligatures w14:val="standardContextual"/>
         </w:rPr>
       </w:pPr>
-      <w:hyperlink w:anchor="_Toc4doc4011" w:history="1">
+      <w:hyperlink w:anchor="_Toc239280211" w:history="1">
         <w:r>
           <w:rPr>
             <w:rStyle w:val="Hyperlink"/>
@@ -603,8 +985,36 @@
             <w:rtl w:val="0"/>
           </w:rPr>
           <w:tab/>
+        </w:r>
+        <w:r>
+          <w:rPr>
+            <w:noProof/>
+            <w:webHidden/>
+            <w:rtl w:val="0"/>
+          </w:rPr>
           <w:fldChar w:fldCharType="begin"/>
-          <w:instrText xml:space="preserve"> PAGEREF _Toc4doc4011 \h </w:instrText>
+        </w:r>
+        <w:r>
+          <w:rPr>
+            <w:noProof/>
+            <w:webHidden/>
+            <w:rtl w:val="0"/>
+          </w:rPr>
+          <w:instrText xml:space="preserve"> PAGEREF _Toc239280211 \h </w:instrText>
+        </w:r>
+        <w:r>
+          <w:rPr>
+            <w:noProof/>
+            <w:webHidden/>
+            <w:rtl w:val="0"/>
+          </w:rPr>
+        </w:r>
+        <w:r>
+          <w:rPr>
+            <w:noProof/>
+            <w:webHidden/>
+            <w:rtl w:val="0"/>
+          </w:rPr>
           <w:fldChar w:fldCharType="separate"/>
         </w:r>
         <w:r>
@@ -612,7 +1022,7 @@
             <w:noProof/>
             <w:webHidden/>
           </w:rPr>
-          <w:t>6</w:t>
+          <w:t>7</w:t>
         </w:r>
         <w:r>
           <w:rPr>
@@ -631,14 +1041,21 @@
           <w:tab w:val="right" w:leader="dot" w:pos="9350"/>
         </w:tabs>
         <w:rPr>
+          <w:rFonts w:asciiTheme="minorHAnsi" w:eastAsiaTheme="minorEastAsia" w:hAnsiTheme="minorHAnsi" w:cstheme="minorBidi"/>
           <w:noProof/>
-          <w:rtl w:val="0"/>
+          <w:color w:val="auto"/>
+          <w:kern w:val="2"/>
+          <w:sz w:val="24"/>
+          <w:szCs w:val="24"/>
+          <w14:ligatures w14:val="standardContextual"/>
         </w:rPr>
       </w:pPr>
-      <w:hyperlink w:anchor="_Toc4doc4012" w:history="1">
+      <w:hyperlink w:anchor="_Toc239280212" w:history="1">
         <w:r>
           <w:rPr>
             <w:rStyle w:val="Hyperlink"/>
+            <w:b/>
+            <w:bCs/>
             <w:noProof/>
           </w:rPr>
           <w:t>זמן ואזור זמן — 24 בדיקות</w:t>
@@ -650,8 +1067,36 @@
             <w:rtl w:val="0"/>
           </w:rPr>
           <w:tab/>
+        </w:r>
+        <w:r>
+          <w:rPr>
+            <w:noProof/>
+            <w:webHidden/>
+            <w:rtl w:val="0"/>
+          </w:rPr>
           <w:fldChar w:fldCharType="begin"/>
-          <w:instrText xml:space="preserve"> PAGEREF _Toc4doc4012 \h </w:instrText>
+        </w:r>
+        <w:r>
+          <w:rPr>
+            <w:noProof/>
+            <w:webHidden/>
+            <w:rtl w:val="0"/>
+          </w:rPr>
+          <w:instrText xml:space="preserve"> PAGEREF _Toc239280212 \h </w:instrText>
+        </w:r>
+        <w:r>
+          <w:rPr>
+            <w:noProof/>
+            <w:webHidden/>
+            <w:rtl w:val="0"/>
+          </w:rPr>
+        </w:r>
+        <w:r>
+          <w:rPr>
+            <w:noProof/>
+            <w:webHidden/>
+            <w:rtl w:val="0"/>
+          </w:rPr>
           <w:fldChar w:fldCharType="separate"/>
         </w:r>
         <w:r>
@@ -659,7 +1104,7 @@
             <w:noProof/>
             <w:webHidden/>
           </w:rPr>
-          <w:t>6</w:t>
+          <w:t>7</w:t>
         </w:r>
         <w:r>
           <w:rPr>
@@ -678,14 +1123,21 @@
           <w:tab w:val="right" w:leader="dot" w:pos="9350"/>
         </w:tabs>
         <w:rPr>
+          <w:rFonts w:asciiTheme="minorHAnsi" w:eastAsiaTheme="minorEastAsia" w:hAnsiTheme="minorHAnsi" w:cstheme="minorBidi"/>
           <w:noProof/>
-          <w:rtl w:val="0"/>
+          <w:color w:val="auto"/>
+          <w:kern w:val="2"/>
+          <w:sz w:val="24"/>
+          <w:szCs w:val="24"/>
+          <w14:ligatures w14:val="standardContextual"/>
         </w:rPr>
       </w:pPr>
-      <w:hyperlink w:anchor="_Toc4doc4013" w:history="1">
+      <w:hyperlink w:anchor="_Toc239280213" w:history="1">
         <w:r>
           <w:rPr>
             <w:rStyle w:val="Hyperlink"/>
+            <w:b/>
+            <w:bCs/>
             <w:noProof/>
           </w:rPr>
           <w:t>גרפים — 63 בדיקות</w:t>
@@ -697,8 +1149,36 @@
             <w:rtl w:val="0"/>
           </w:rPr>
           <w:tab/>
+        </w:r>
+        <w:r>
+          <w:rPr>
+            <w:noProof/>
+            <w:webHidden/>
+            <w:rtl w:val="0"/>
+          </w:rPr>
           <w:fldChar w:fldCharType="begin"/>
-          <w:instrText xml:space="preserve"> PAGEREF _Toc4doc4013 \h </w:instrText>
+        </w:r>
+        <w:r>
+          <w:rPr>
+            <w:noProof/>
+            <w:webHidden/>
+            <w:rtl w:val="0"/>
+          </w:rPr>
+          <w:instrText xml:space="preserve"> PAGEREF _Toc239280213 \h </w:instrText>
+        </w:r>
+        <w:r>
+          <w:rPr>
+            <w:noProof/>
+            <w:webHidden/>
+            <w:rtl w:val="0"/>
+          </w:rPr>
+        </w:r>
+        <w:r>
+          <w:rPr>
+            <w:noProof/>
+            <w:webHidden/>
+            <w:rtl w:val="0"/>
+          </w:rPr>
           <w:fldChar w:fldCharType="separate"/>
         </w:r>
         <w:r>
@@ -706,7 +1186,7 @@
             <w:noProof/>
             <w:webHidden/>
           </w:rPr>
-          <w:t>6</w:t>
+          <w:t>7</w:t>
         </w:r>
         <w:r>
           <w:rPr>
@@ -725,14 +1205,21 @@
           <w:tab w:val="right" w:leader="dot" w:pos="9350"/>
         </w:tabs>
         <w:rPr>
+          <w:rFonts w:asciiTheme="minorHAnsi" w:eastAsiaTheme="minorEastAsia" w:hAnsiTheme="minorHAnsi" w:cstheme="minorBidi"/>
           <w:noProof/>
-          <w:rtl w:val="0"/>
+          <w:color w:val="auto"/>
+          <w:kern w:val="2"/>
+          <w:sz w:val="24"/>
+          <w:szCs w:val="24"/>
+          <w14:ligatures w14:val="standardContextual"/>
         </w:rPr>
       </w:pPr>
-      <w:hyperlink w:anchor="_Toc4doc4014" w:history="1">
+      <w:hyperlink w:anchor="_Toc239280214" w:history="1">
         <w:r>
           <w:rPr>
             <w:rStyle w:val="Hyperlink"/>
+            <w:b/>
+            <w:bCs/>
             <w:noProof/>
           </w:rPr>
           <w:t>נתונים חסרים</w:t>
@@ -744,8 +1231,36 @@
             <w:rtl w:val="0"/>
           </w:rPr>
           <w:tab/>
+        </w:r>
+        <w:r>
+          <w:rPr>
+            <w:noProof/>
+            <w:webHidden/>
+            <w:rtl w:val="0"/>
+          </w:rPr>
           <w:fldChar w:fldCharType="begin"/>
-          <w:instrText xml:space="preserve"> PAGEREF _Toc4doc4014 \h </w:instrText>
+        </w:r>
+        <w:r>
+          <w:rPr>
+            <w:noProof/>
+            <w:webHidden/>
+            <w:rtl w:val="0"/>
+          </w:rPr>
+          <w:instrText xml:space="preserve"> PAGEREF _Toc239280214 \h </w:instrText>
+        </w:r>
+        <w:r>
+          <w:rPr>
+            <w:noProof/>
+            <w:webHidden/>
+            <w:rtl w:val="0"/>
+          </w:rPr>
+        </w:r>
+        <w:r>
+          <w:rPr>
+            <w:noProof/>
+            <w:webHidden/>
+            <w:rtl w:val="0"/>
+          </w:rPr>
           <w:fldChar w:fldCharType="separate"/>
         </w:r>
         <w:r>
@@ -753,7 +1268,7 @@
             <w:noProof/>
             <w:webHidden/>
           </w:rPr>
-          <w:t>7</w:t>
+          <w:t>8</w:t>
         </w:r>
         <w:r>
           <w:rPr>
@@ -772,11 +1287,16 @@
           <w:tab w:val="right" w:leader="dot" w:pos="9350"/>
         </w:tabs>
         <w:rPr>
+          <w:rFonts w:asciiTheme="minorHAnsi" w:eastAsiaTheme="minorEastAsia" w:hAnsiTheme="minorHAnsi" w:cstheme="minorBidi"/>
           <w:noProof/>
-          <w:rtl w:val="0"/>
+          <w:color w:val="auto"/>
+          <w:kern w:val="2"/>
+          <w:sz w:val="24"/>
+          <w:szCs w:val="24"/>
+          <w14:ligatures w14:val="standardContextual"/>
         </w:rPr>
       </w:pPr>
-      <w:hyperlink w:anchor="_Toc4doc4015" w:history="1">
+      <w:hyperlink w:anchor="_Toc239280215" w:history="1">
         <w:r>
           <w:rPr>
             <w:rStyle w:val="Hyperlink"/>
@@ -791,8 +1311,36 @@
             <w:rtl w:val="0"/>
           </w:rPr>
           <w:tab/>
+        </w:r>
+        <w:r>
+          <w:rPr>
+            <w:noProof/>
+            <w:webHidden/>
+            <w:rtl w:val="0"/>
+          </w:rPr>
           <w:fldChar w:fldCharType="begin"/>
-          <w:instrText xml:space="preserve"> PAGEREF _Toc4doc4015 \h </w:instrText>
+        </w:r>
+        <w:r>
+          <w:rPr>
+            <w:noProof/>
+            <w:webHidden/>
+            <w:rtl w:val="0"/>
+          </w:rPr>
+          <w:instrText xml:space="preserve"> PAGEREF _Toc239280215 \h </w:instrText>
+        </w:r>
+        <w:r>
+          <w:rPr>
+            <w:noProof/>
+            <w:webHidden/>
+            <w:rtl w:val="0"/>
+          </w:rPr>
+        </w:r>
+        <w:r>
+          <w:rPr>
+            <w:noProof/>
+            <w:webHidden/>
+            <w:rtl w:val="0"/>
+          </w:rPr>
           <w:fldChar w:fldCharType="separate"/>
         </w:r>
         <w:r>
@@ -800,7 +1348,7 @@
             <w:noProof/>
             <w:webHidden/>
           </w:rPr>
-          <w:t>7</w:t>
+          <w:t>8</w:t>
         </w:r>
         <w:r>
           <w:rPr>
@@ -819,11 +1367,16 @@
           <w:tab w:val="right" w:leader="dot" w:pos="9350"/>
         </w:tabs>
         <w:rPr>
+          <w:rFonts w:asciiTheme="minorHAnsi" w:eastAsiaTheme="minorEastAsia" w:hAnsiTheme="minorHAnsi" w:cstheme="minorBidi"/>
           <w:noProof/>
-          <w:rtl w:val="0"/>
+          <w:color w:val="auto"/>
+          <w:kern w:val="2"/>
+          <w:sz w:val="24"/>
+          <w:szCs w:val="24"/>
+          <w14:ligatures w14:val="standardContextual"/>
         </w:rPr>
       </w:pPr>
-      <w:hyperlink w:anchor="_Toc4doc4016" w:history="1">
+      <w:hyperlink w:anchor="_Toc239280216" w:history="1">
         <w:r>
           <w:rPr>
             <w:rStyle w:val="Hyperlink"/>
@@ -838,8 +1391,36 @@
             <w:rtl w:val="0"/>
           </w:rPr>
           <w:tab/>
+        </w:r>
+        <w:r>
+          <w:rPr>
+            <w:noProof/>
+            <w:webHidden/>
+            <w:rtl w:val="0"/>
+          </w:rPr>
           <w:fldChar w:fldCharType="begin"/>
-          <w:instrText xml:space="preserve"> PAGEREF _Toc4doc4016 \h </w:instrText>
+        </w:r>
+        <w:r>
+          <w:rPr>
+            <w:noProof/>
+            <w:webHidden/>
+            <w:rtl w:val="0"/>
+          </w:rPr>
+          <w:instrText xml:space="preserve"> PAGEREF _Toc239280216 \h </w:instrText>
+        </w:r>
+        <w:r>
+          <w:rPr>
+            <w:noProof/>
+            <w:webHidden/>
+            <w:rtl w:val="0"/>
+          </w:rPr>
+        </w:r>
+        <w:r>
+          <w:rPr>
+            <w:noProof/>
+            <w:webHidden/>
+            <w:rtl w:val="0"/>
+          </w:rPr>
           <w:fldChar w:fldCharType="separate"/>
         </w:r>
         <w:r>
@@ -847,7 +1428,7 @@
             <w:noProof/>
             <w:webHidden/>
           </w:rPr>
-          <w:t>7</w:t>
+          <w:t>8</w:t>
         </w:r>
         <w:r>
           <w:rPr>
@@ -866,11 +1447,16 @@
           <w:tab w:val="right" w:leader="dot" w:pos="9350"/>
         </w:tabs>
         <w:rPr>
+          <w:rFonts w:asciiTheme="minorHAnsi" w:eastAsiaTheme="minorEastAsia" w:hAnsiTheme="minorHAnsi" w:cstheme="minorBidi"/>
           <w:noProof/>
-          <w:rtl w:val="0"/>
+          <w:color w:val="auto"/>
+          <w:kern w:val="2"/>
+          <w:sz w:val="24"/>
+          <w:szCs w:val="24"/>
+          <w14:ligatures w14:val="standardContextual"/>
         </w:rPr>
       </w:pPr>
-      <w:hyperlink w:anchor="_Toc4doc4017" w:history="1">
+      <w:hyperlink w:anchor="_Toc239280217" w:history="1">
         <w:r>
           <w:rPr>
             <w:rStyle w:val="Hyperlink"/>
@@ -885,8 +1471,36 @@
             <w:rtl w:val="0"/>
           </w:rPr>
           <w:tab/>
+        </w:r>
+        <w:r>
+          <w:rPr>
+            <w:noProof/>
+            <w:webHidden/>
+            <w:rtl w:val="0"/>
+          </w:rPr>
           <w:fldChar w:fldCharType="begin"/>
-          <w:instrText xml:space="preserve"> PAGEREF _Toc4doc4017 \h </w:instrText>
+        </w:r>
+        <w:r>
+          <w:rPr>
+            <w:noProof/>
+            <w:webHidden/>
+            <w:rtl w:val="0"/>
+          </w:rPr>
+          <w:instrText xml:space="preserve"> PAGEREF _Toc239280217 \h </w:instrText>
+        </w:r>
+        <w:r>
+          <w:rPr>
+            <w:noProof/>
+            <w:webHidden/>
+            <w:rtl w:val="0"/>
+          </w:rPr>
+        </w:r>
+        <w:r>
+          <w:rPr>
+            <w:noProof/>
+            <w:webHidden/>
+            <w:rtl w:val="0"/>
+          </w:rPr>
           <w:fldChar w:fldCharType="separate"/>
         </w:r>
         <w:r>
@@ -894,7 +1508,7 @@
             <w:noProof/>
             <w:webHidden/>
           </w:rPr>
-          <w:t>7</w:t>
+          <w:t>8</w:t>
         </w:r>
         <w:r>
           <w:rPr>
@@ -913,14 +1527,21 @@
           <w:tab w:val="right" w:leader="dot" w:pos="9350"/>
         </w:tabs>
         <w:rPr>
+          <w:rFonts w:asciiTheme="minorHAnsi" w:eastAsiaTheme="minorEastAsia" w:hAnsiTheme="minorHAnsi" w:cstheme="minorBidi"/>
           <w:noProof/>
-          <w:rtl w:val="0"/>
+          <w:color w:val="auto"/>
+          <w:kern w:val="2"/>
+          <w:sz w:val="24"/>
+          <w:szCs w:val="24"/>
+          <w14:ligatures w14:val="standardContextual"/>
         </w:rPr>
       </w:pPr>
-      <w:hyperlink w:anchor="_Toc4doc4019" w:history="1">
+      <w:hyperlink w:anchor="_Toc239280218" w:history="1">
         <w:r>
           <w:rPr>
             <w:rStyle w:val="Hyperlink"/>
+            <w:b/>
+            <w:bCs/>
             <w:noProof/>
           </w:rPr>
           <w:t>סבב ידני לפני הגשה</w:t>
@@ -932,8 +1553,36 @@
             <w:rtl w:val="0"/>
           </w:rPr>
           <w:tab/>
+        </w:r>
+        <w:r>
+          <w:rPr>
+            <w:noProof/>
+            <w:webHidden/>
+            <w:rtl w:val="0"/>
+          </w:rPr>
           <w:fldChar w:fldCharType="begin"/>
-          <w:instrText xml:space="preserve"> PAGEREF _Toc4doc4019 \h </w:instrText>
+        </w:r>
+        <w:r>
+          <w:rPr>
+            <w:noProof/>
+            <w:webHidden/>
+            <w:rtl w:val="0"/>
+          </w:rPr>
+          <w:instrText xml:space="preserve"> PAGEREF _Toc239280218 \h </w:instrText>
+        </w:r>
+        <w:r>
+          <w:rPr>
+            <w:noProof/>
+            <w:webHidden/>
+            <w:rtl w:val="0"/>
+          </w:rPr>
+        </w:r>
+        <w:r>
+          <w:rPr>
+            <w:noProof/>
+            <w:webHidden/>
+            <w:rtl w:val="0"/>
+          </w:rPr>
           <w:fldChar w:fldCharType="separate"/>
         </w:r>
         <w:r>
@@ -960,11 +1609,16 @@
           <w:tab w:val="right" w:leader="dot" w:pos="9350"/>
         </w:tabs>
         <w:rPr>
+          <w:rFonts w:asciiTheme="minorHAnsi" w:eastAsiaTheme="minorEastAsia" w:hAnsiTheme="minorHAnsi" w:cstheme="minorBidi"/>
           <w:noProof/>
-          <w:rtl w:val="0"/>
+          <w:color w:val="auto"/>
+          <w:kern w:val="2"/>
+          <w:sz w:val="24"/>
+          <w:szCs w:val="24"/>
+          <w14:ligatures w14:val="standardContextual"/>
         </w:rPr>
       </w:pPr>
-      <w:hyperlink w:anchor="_Toc4doc4020" w:history="1">
+      <w:hyperlink w:anchor="_Toc239280219" w:history="1">
         <w:r>
           <w:rPr>
             <w:rStyle w:val="Hyperlink"/>
@@ -979,8 +1633,36 @@
             <w:rtl w:val="0"/>
           </w:rPr>
           <w:tab/>
+        </w:r>
+        <w:r>
+          <w:rPr>
+            <w:noProof/>
+            <w:webHidden/>
+            <w:rtl w:val="0"/>
+          </w:rPr>
           <w:fldChar w:fldCharType="begin"/>
-          <w:instrText xml:space="preserve"> PAGEREF _Toc4doc4020 \h </w:instrText>
+        </w:r>
+        <w:r>
+          <w:rPr>
+            <w:noProof/>
+            <w:webHidden/>
+            <w:rtl w:val="0"/>
+          </w:rPr>
+          <w:instrText xml:space="preserve"> PAGEREF _Toc239280219 \h </w:instrText>
+        </w:r>
+        <w:r>
+          <w:rPr>
+            <w:noProof/>
+            <w:webHidden/>
+            <w:rtl w:val="0"/>
+          </w:rPr>
+        </w:r>
+        <w:r>
+          <w:rPr>
+            <w:noProof/>
+            <w:webHidden/>
+            <w:rtl w:val="0"/>
+          </w:rPr>
           <w:fldChar w:fldCharType="separate"/>
         </w:r>
         <w:r>
@@ -988,7 +1670,7 @@
             <w:noProof/>
             <w:webHidden/>
           </w:rPr>
-          <w:t>8</w:t>
+          <w:t>9</w:t>
         </w:r>
         <w:r>
           <w:rPr>
@@ -1017,7 +1699,6 @@
           <w:szCs w:val="27"/>
         </w:rPr>
       </w:pPr>
-      <w:bookmarkStart w:id="0" w:name="_Toc4doc4000"/>
     </w:p>
     <w:p>
       <w:pPr>
@@ -1073,27 +1754,8 @@
       <w:pPr>
         <w:pStyle w:val="Heading1"/>
         <w:spacing w:before="320" w:after="120"/>
-        <w:rPr>
-          <w:sz w:val="27"/>
-          <w:szCs w:val="27"/>
-        </w:rPr>
-      </w:pPr>
-    </w:p>
-    <w:p>
-      <w:pPr>
-        <w:pStyle w:val="Heading1"/>
-        <w:spacing w:before="320" w:after="120"/>
-        <w:rPr>
-          <w:sz w:val="27"/>
-          <w:szCs w:val="27"/>
-        </w:rPr>
-      </w:pPr>
-    </w:p>
-    <w:p>
-      <w:pPr>
-        <w:pStyle w:val="Heading1"/>
-        <w:spacing w:before="320" w:after="120"/>
-      </w:pPr>
+      </w:pPr>
+      <w:bookmarkStart w:id="0" w:name="_Toc239280200"/>
       <w:r>
         <w:rPr>
           <w:sz w:val="27"/>
@@ -1664,7 +2326,7 @@
         <w:t>lib/</w:t>
       </w:r>
       <w:r>
-        <w:t xml:space="preserve">, שלא יודע ש-React קיים ולא יודע ש-Supabase קיים. הוא מקבל מספרים ומחזיר מספרים.</w:t>
+        <w:t>, שלא יודע ש-React קיים ולא יודע ש-Supabase קיים. הוא מקבל מספרים ומחזיר מספרים.</w:t>
       </w:r>
     </w:p>
     <w:p>
@@ -1698,7 +2360,7 @@
         <w:spacing w:before="240" w:after="120"/>
       </w:pPr>
       <w:bookmarkStart w:id="1" w:name="toc_2"/>
-      <w:bookmarkStart w:id="2" w:name="_Toc4doc4001"/>
+      <w:bookmarkStart w:id="2" w:name="_Toc239280201"/>
       <w:bookmarkEnd w:id="1"/>
       <w:r>
         <w:rPr>
@@ -1720,10 +2382,13 @@
           <w:b/>
           <w:bCs/>
         </w:rPr>
-        <w:t xml:space="preserve">רינדור קומפוננטות ו-E2E בדפדפן.</w:t>
+        <w:t>רינדור קומפוננטות ו-E2E בדפדפן.</w:t>
       </w:r>
       <w:r>
         <w:t xml:space="preserve"> תוכננו React Testing Library ו-Playwright ולא מומשו. </w:t>
+      </w:r>
+      <w:r>
+        <w:br/>
       </w:r>
       <w:r>
         <w:rPr>
@@ -1745,6 +2410,7 @@
           <w:b/>
           <w:bCs/>
         </w:rPr>
+        <w:lastRenderedPageBreak/>
         <w:t>בחרנו בחישוב</w:t>
       </w:r>
       <w:r>
@@ -1768,7 +2434,7 @@
         <w:pStyle w:val="Heading1"/>
         <w:spacing w:before="320" w:after="120"/>
       </w:pPr>
-      <w:bookmarkStart w:id="3" w:name="_Toc4doc4002"/>
+      <w:bookmarkStart w:id="3" w:name="_Toc239280202"/>
       <w:r>
         <w:rPr>
           <w:sz w:val="27"/>
@@ -1784,7 +2450,7 @@
         <w:spacing w:before="240" w:after="120"/>
       </w:pPr>
       <w:bookmarkStart w:id="4" w:name="toc_4"/>
-      <w:bookmarkStart w:id="5" w:name="_Toc4doc4003"/>
+      <w:bookmarkStart w:id="5" w:name="_Toc239280203"/>
       <w:bookmarkEnd w:id="4"/>
       <w:r>
         <w:rPr>
@@ -1895,7 +2561,6 @@
                 <w:sz w:val="19"/>
                 <w:szCs w:val="19"/>
               </w:rPr>
-              <w:lastRenderedPageBreak/>
               <w:t>מה נבדק</w:t>
             </w:r>
           </w:p>
@@ -2098,7 +2763,7 @@
                 <w:sz w:val="19"/>
                 <w:szCs w:val="19"/>
               </w:rPr>
-              <w:t xml:space="preserve">ממוצעים מעריכיים, התכנסות, סדרה ריקה</w:t>
+              <w:t>ממוצעים מעריכיים, התכנסות, סדרה ריקה</w:t>
             </w:r>
           </w:p>
         </w:tc>
@@ -2501,7 +3166,7 @@
         <w:spacing w:before="240" w:after="120"/>
       </w:pPr>
       <w:bookmarkStart w:id="6" w:name="toc_5"/>
-      <w:bookmarkStart w:id="7" w:name="_Toc4doc4004"/>
+      <w:bookmarkStart w:id="7" w:name="_Toc239280204"/>
       <w:bookmarkEnd w:id="6"/>
       <w:r>
         <w:rPr>
@@ -2929,6 +3594,7 @@
                 <w:sz w:val="19"/>
                 <w:szCs w:val="19"/>
               </w:rPr>
+              <w:lastRenderedPageBreak/>
               <w:t>מנוע ההתאמה</w:t>
             </w:r>
           </w:p>
@@ -3305,7 +3971,7 @@
                 <w:sz w:val="19"/>
                 <w:szCs w:val="19"/>
               </w:rPr>
-              <w:t xml:space="preserve">מיפוי בסיס/פרימיום לערכי המסד; מושב חמישי נחסם ושישי לא; חשבון בלי חבילה לא נחסם; תווית הרוסטר מול המכסה</w:t>
+              <w:t>מיפוי בסיס/פרימיום לערכי המסד; מושב חמישי נחסם ושישי לא; חשבון בלי חבילה לא נחסם; תווית הרוסטר מול המכסה</w:t>
             </w:r>
           </w:p>
         </w:tc>
@@ -3322,7 +3988,7 @@
         <w:spacing w:before="240" w:after="120"/>
       </w:pPr>
       <w:bookmarkStart w:id="8" w:name="toc_6"/>
-      <w:bookmarkStart w:id="9" w:name="_Toc4doc4005"/>
+      <w:bookmarkStart w:id="9" w:name="_Toc239280205"/>
       <w:bookmarkEnd w:id="8"/>
       <w:r>
         <w:rPr>
@@ -3331,8 +3997,7 @@
           <w:sz w:val="23"/>
           <w:szCs w:val="23"/>
         </w:rPr>
-        <w:lastRenderedPageBreak/>
-        <w:t xml:space="preserve">הדשבורד והמסכים</w:t>
+        <w:t>הדשבורד והמסכים</w:t>
       </w:r>
       <w:bookmarkEnd w:id="9"/>
     </w:p>
@@ -3501,7 +4166,7 @@
                 <w:sz w:val="19"/>
                 <w:szCs w:val="19"/>
               </w:rPr>
-              <w:t xml:space="preserve">רצועת הדשבורד — רצף, נפח, לוח שנה, ספירה לאחור (למרוץ, או לסוף תוכנית בלי מרוץ), תחת כל אזור זמן</w:t>
+              <w:t>רצועת הדשבורד — רצף, נפח, לוח שנה, ספירה לאחור (למרוץ, או לסוף תוכנית בלי מרוץ), תחת כל אזור זמן</w:t>
             </w:r>
           </w:p>
         </w:tc>
@@ -4164,6 +4829,7 @@
                 <w:sz w:val="19"/>
                 <w:szCs w:val="19"/>
               </w:rPr>
+              <w:lastRenderedPageBreak/>
               <w:t>לוח המספרים — טווחי הקריאה, היסטוריה לפי מקור (תמונת מצב / ריצה / לילה), נפח שבועי כעמודות עם השבוע הרץ</w:t>
             </w:r>
           </w:p>
@@ -4215,7 +4881,7 @@
                 <w:sz w:val="19"/>
                 <w:szCs w:val="19"/>
               </w:rPr>
-              <w:t xml:space="preserve">השאלות של Ask Runi — כל שאלה, ומה היא עונה כשאין מספיק נתונים</w:t>
+              <w:t>השאלות של Ask Runi — כל שאלה, ומה היא עונה כשאין מספיק נתונים</w:t>
             </w:r>
           </w:p>
         </w:tc>
@@ -4306,7 +4972,7 @@
         <w:spacing w:before="240" w:after="120"/>
       </w:pPr>
       <w:bookmarkStart w:id="10" w:name="toc_7"/>
-      <w:bookmarkStart w:id="11" w:name="_Toc4doc4006"/>
+      <w:bookmarkStart w:id="11" w:name="_Toc239280206"/>
       <w:bookmarkEnd w:id="10"/>
       <w:r>
         <w:rPr>
@@ -4429,7 +5095,6 @@
                 <w:sz w:val="19"/>
                 <w:szCs w:val="19"/>
               </w:rPr>
-              <w:lastRenderedPageBreak/>
               <w:t>מה נבדק</w:t>
             </w:r>
           </w:p>
@@ -4485,7 +5150,7 @@
                 <w:sz w:val="19"/>
                 <w:szCs w:val="19"/>
               </w:rPr>
-              <w:t xml:space="preserve">רוסטר ודגלי תשומת לב</w:t>
+              <w:t>רוסטר ודגלי תשומת לב</w:t>
             </w:r>
           </w:p>
         </w:tc>
@@ -4736,7 +5401,7 @@
         <w:pStyle w:val="Heading1"/>
         <w:spacing w:before="320" w:after="120"/>
       </w:pPr>
-      <w:bookmarkStart w:id="12" w:name="_Toc4doc4007"/>
+      <w:bookmarkStart w:id="12" w:name="_Toc239280207"/>
       <w:r>
         <w:rPr>
           <w:sz w:val="27"/>
@@ -4768,7 +5433,7 @@
           <w:b/>
           <w:bCs/>
         </w:rPr>
-        <w:t xml:space="preserve">סכימות Zod</w:t>
+        <w:t>סכימות Zod</w:t>
       </w:r>
       <w:r>
         <w:t xml:space="preserve"> — 7 בדיקות: מרחק מרשימה סגורה, תאריך בפורמט מלא, מספרים בטווח</w:t>
@@ -4888,6 +5553,7 @@
           <w:b/>
           <w:bCs/>
         </w:rPr>
+        <w:lastRenderedPageBreak/>
         <w:t>תוכנית של הרץ עצמו</w:t>
       </w:r>
       <w:r>
@@ -4900,7 +5566,7 @@
         <w:spacing w:before="320" w:after="120"/>
       </w:pPr>
       <w:bookmarkStart w:id="13" w:name="toc_9"/>
-      <w:bookmarkStart w:id="14" w:name="_Toc4doc4008"/>
+      <w:bookmarkStart w:id="14" w:name="_Toc239280208"/>
       <w:bookmarkEnd w:id="13"/>
       <w:r>
         <w:rPr>
@@ -5344,7 +6010,6 @@
                 <w:sz w:val="19"/>
                 <w:szCs w:val="19"/>
               </w:rPr>
-              <w:lastRenderedPageBreak/>
               <w:t>דופק חסר</w:t>
             </w:r>
           </w:p>
@@ -5495,7 +6160,7 @@
         <w:spacing w:before="320" w:after="120"/>
       </w:pPr>
       <w:bookmarkStart w:id="15" w:name="toc_10"/>
-      <w:bookmarkStart w:id="16" w:name="_Toc4doc4009"/>
+      <w:bookmarkStart w:id="16" w:name="_Toc239280209"/>
       <w:bookmarkEnd w:id="15"/>
       <w:r>
         <w:rPr>
@@ -5626,7 +6291,7 @@
                 <w:sz w:val="19"/>
                 <w:szCs w:val="19"/>
               </w:rPr>
-              <w:t xml:space="preserve">מדיניות יצירת קשר מאמן־מתאמן</w:t>
+              <w:t>מדיניות יצירת קשר מאמן־מתאמן</w:t>
             </w:r>
           </w:p>
         </w:tc>
@@ -5719,7 +6384,7 @@
                 <w:sz w:val="19"/>
                 <w:szCs w:val="19"/>
               </w:rPr>
-              <w:t xml:space="preserve">חסום ב-layout אחד לכל הענף</w:t>
+              <w:t>חסום ב-layout אחד לכל הענף</w:t>
             </w:r>
           </w:p>
         </w:tc>
@@ -5932,7 +6597,7 @@
                 <w:sz w:val="19"/>
                 <w:szCs w:val="19"/>
               </w:rPr>
-              <w:t xml:space="preserve">מותר מאז מיגרציה 0020; נבדק בפרודקשן — הרץ רואה את התוכנית בשבוע הנכון</w:t>
+              <w:t>מותר מאז מיגרציה 0020; נבדק בפרודקשן — הרץ רואה את התוכנית בשבוע הנכון</w:t>
             </w:r>
           </w:p>
         </w:tc>
@@ -5960,6 +6625,7 @@
                 <w:sz w:val="19"/>
                 <w:szCs w:val="19"/>
               </w:rPr>
+              <w:lastRenderedPageBreak/>
               <w:t>מאמן משבץ רץ למחזור</w:t>
             </w:r>
           </w:p>
@@ -6043,7 +6709,7 @@
                 <w:sz w:val="19"/>
                 <w:szCs w:val="19"/>
               </w:rPr>
-              <w:t xml:space="preserve">join_coach מסרב עם "roster full" והמסך מסביר; מתאמן שכבר ברוסטר אינו נספר שוב — נבדק ידנית מול המסד</w:t>
+              <w:t>join_coach מסרב עם "roster full" והמסך מסביר; מתאמן שכבר ברוסטר אינו נספר שוב — נבדק ידנית מול המסד</w:t>
             </w:r>
           </w:p>
         </w:tc>
@@ -6085,7 +6751,7 @@
         <w:spacing w:before="320" w:after="120"/>
       </w:pPr>
       <w:bookmarkStart w:id="17" w:name="toc_11"/>
-      <w:bookmarkStart w:id="18" w:name="_Toc4doc4010"/>
+      <w:bookmarkStart w:id="18" w:name="_Toc239280210"/>
       <w:bookmarkEnd w:id="17"/>
       <w:r>
         <w:rPr>
@@ -6262,7 +6928,7 @@
                 <w:szCs w:val="19"/>
                 <w:rtl w:val="0"/>
               </w:rPr>
-              <w:t xml:space="preserve">(משתמש, תאריך)</w:t>
+              <w:t>(משתמש, תאריך)</w:t>
             </w:r>
           </w:p>
         </w:tc>
@@ -6313,7 +6979,6 @@
                 <w:sz w:val="19"/>
                 <w:szCs w:val="19"/>
               </w:rPr>
-              <w:lastRenderedPageBreak/>
               <w:t>מדיניות ההרשאות</w:t>
             </w:r>
           </w:p>
@@ -6587,7 +7252,7 @@
         <w:spacing w:before="320" w:after="120"/>
       </w:pPr>
       <w:bookmarkStart w:id="19" w:name="toc_12"/>
-      <w:bookmarkStart w:id="20" w:name="_Toc4doc4011"/>
+      <w:bookmarkStart w:id="20" w:name="_Toc239280211"/>
       <w:bookmarkEnd w:id="19"/>
       <w:r>
         <w:rPr>
@@ -6604,7 +7269,7 @@
         <w:spacing w:before="240" w:after="120"/>
       </w:pPr>
       <w:bookmarkStart w:id="21" w:name="toc_13"/>
-      <w:bookmarkStart w:id="22" w:name="_Toc4doc4012"/>
+      <w:bookmarkStart w:id="22" w:name="_Toc239280212"/>
       <w:bookmarkEnd w:id="21"/>
       <w:r>
         <w:rPr>
@@ -6678,7 +7343,7 @@
         <w:spacing w:before="240" w:after="120"/>
       </w:pPr>
       <w:bookmarkStart w:id="23" w:name="toc_14"/>
-      <w:bookmarkStart w:id="24" w:name="_Toc4doc4013"/>
+      <w:bookmarkStart w:id="24" w:name="_Toc239280213"/>
       <w:bookmarkEnd w:id="23"/>
       <w:r>
         <w:rPr>
@@ -6734,7 +7399,7 @@
         <w:spacing w:before="240" w:after="120"/>
       </w:pPr>
       <w:bookmarkStart w:id="25" w:name="toc_15"/>
-      <w:bookmarkStart w:id="26" w:name="_Toc4doc4014"/>
+      <w:bookmarkStart w:id="26" w:name="_Toc239280214"/>
       <w:bookmarkEnd w:id="25"/>
       <w:r>
         <w:rPr>
@@ -6761,13 +7426,14 @@
         <w:spacing w:before="320" w:after="120"/>
       </w:pPr>
       <w:bookmarkStart w:id="27" w:name="toc_16"/>
-      <w:bookmarkStart w:id="28" w:name="_Toc4doc4015"/>
+      <w:bookmarkStart w:id="28" w:name="_Toc239280215"/>
       <w:bookmarkEnd w:id="27"/>
       <w:r>
         <w:rPr>
           <w:sz w:val="27"/>
           <w:szCs w:val="27"/>
         </w:rPr>
+        <w:lastRenderedPageBreak/>
         <w:t>7. בדיקות UI</w:t>
       </w:r>
       <w:bookmarkEnd w:id="28"/>
@@ -6800,10 +7466,20 @@
       </w:r>
       <w:r>
         <w:t xml:space="preserve"> — סעיף 8.</w:t>
+      </w:r>
+      <w:r>
         <w:br/>
+      </w:r>
+      <w:r>
         <w:br/>
+      </w:r>
+      <w:r>
         <w:br/>
+      </w:r>
+      <w:r>
         <w:br/>
+      </w:r>
+      <w:r>
         <w:br/>
       </w:r>
     </w:p>
@@ -6826,14 +7502,13 @@
         <w:spacing w:before="320" w:after="120"/>
       </w:pPr>
       <w:bookmarkStart w:id="29" w:name="toc_17"/>
-      <w:bookmarkStart w:id="30" w:name="_Toc4doc4016"/>
+      <w:bookmarkStart w:id="30" w:name="_Toc239280216"/>
       <w:bookmarkEnd w:id="29"/>
       <w:r>
         <w:rPr>
           <w:sz w:val="27"/>
           <w:szCs w:val="27"/>
         </w:rPr>
-        <w:lastRenderedPageBreak/>
         <w:t>8. בדיקות ידניות מתועדות</w:t>
       </w:r>
       <w:bookmarkEnd w:id="30"/>
@@ -6843,21 +7518,22 @@
         <w:pStyle w:val="Heading2"/>
         <w:spacing w:before="240" w:after="120"/>
       </w:pPr>
+      <w:bookmarkStart w:id="31" w:name="_Toc239280217"/>
       <w:r>
         <w:rPr>
           <w:sz w:val="23"/>
           <w:szCs w:val="23"/>
         </w:rPr>
-        <w:t xml:space="preserve">שלושה סבבים</w:t>
-      </w:r>
+        <w:t>שלושה סבבים</w:t>
+      </w:r>
+      <w:bookmarkEnd w:id="31"/>
     </w:p>
     <w:p>
       <w:pPr>
         <w:spacing w:after="140" w:line="300" w:lineRule="auto"/>
       </w:pPr>
       <w:r>
-        <w:rPr/>
-        <w:t xml:space="preserve">שלושה סבבים ידניים, וכל אחד תפס סוג באג שהאחרים לא היו תופסים. התיעוד המלא בתיקיית docs/process בריפו.</w:t>
+        <w:t>שלושה סבבים ידניים, וכל אחד תפס סוג באג שהאחרים לא היו תופסים. התיעוד המלא בתיקיית docs/process בריפו.</w:t>
       </w:r>
     </w:p>
     <w:tbl>
@@ -6879,9 +7555,9 @@
         <w:tblLook w:val="04A0" w:firstRow="1" w:lastRow="0" w:firstColumn="1" w:lastColumn="0" w:noHBand="0" w:noVBand="1"/>
       </w:tblPr>
       <w:tblGrid>
-        <w:gridCol w:w="3120"/>
-        <w:gridCol w:w="3120"/>
-        <w:gridCol w:w="3120"/>
+        <w:gridCol w:w="2150"/>
+        <w:gridCol w:w="3900"/>
+        <w:gridCol w:w="3310"/>
       </w:tblGrid>
       <w:tr>
         <w:trPr>
@@ -6890,7 +7566,7 @@
         </w:trPr>
         <w:tc>
           <w:tcPr>
-            <w:tcW w:w="3120" w:type="dxa"/>
+            <w:tcW w:w="2150" w:type="dxa"/>
             <w:shd w:val="clear" w:color="auto" w:fill="D9D9D9"/>
             <w:tcMar>
               <w:top w:w="90" w:type="dxa"/>
@@ -6909,13 +7585,13 @@
                 <w:sz w:val="19"/>
                 <w:szCs w:val="19"/>
               </w:rPr>
-              <w:t xml:space="preserve">סבב</w:t>
-            </w:r>
-          </w:p>
-        </w:tc>
-        <w:tc>
-          <w:tcPr>
-            <w:tcW w:w="3120" w:type="dxa"/>
+              <w:t>סבב</w:t>
+            </w:r>
+          </w:p>
+        </w:tc>
+        <w:tc>
+          <w:tcPr>
+            <w:tcW w:w="3900" w:type="dxa"/>
             <w:shd w:val="clear" w:color="auto" w:fill="D9D9D9"/>
             <w:tcMar>
               <w:top w:w="90" w:type="dxa"/>
@@ -6934,13 +7610,13 @@
                 <w:sz w:val="19"/>
                 <w:szCs w:val="19"/>
               </w:rPr>
-              <w:t xml:space="preserve">מה נבדק</w:t>
-            </w:r>
-          </w:p>
-        </w:tc>
-        <w:tc>
-          <w:tcPr>
-            <w:tcW w:w="3120" w:type="dxa"/>
+              <w:t>מה נבדק</w:t>
+            </w:r>
+          </w:p>
+        </w:tc>
+        <w:tc>
+          <w:tcPr>
+            <w:tcW w:w="3310" w:type="dxa"/>
             <w:shd w:val="clear" w:color="auto" w:fill="D9D9D9"/>
             <w:tcMar>
               <w:top w:w="90" w:type="dxa"/>
@@ -6959,7 +7635,7 @@
                 <w:sz w:val="19"/>
                 <w:szCs w:val="19"/>
               </w:rPr>
-              <w:t xml:space="preserve">נמצאו ותוקנו</w:t>
+              <w:t>נמצאו ותוקנו</w:t>
             </w:r>
           </w:p>
         </w:tc>
@@ -6970,70 +7646,70 @@
         </w:trPr>
         <w:tc>
           <w:tcPr>
-            <w:tcW w:w="3120" w:type="dxa"/>
-            <w:tcMar>
-              <w:top w:w="90" w:type="dxa"/>
-              <w:left w:w="120" w:type="dxa"/>
-              <w:bottom w:w="90" w:type="dxa"/>
-              <w:right w:w="120" w:type="dxa"/>
-            </w:tcMar>
-          </w:tcPr>
-          <w:p>
-            <w:pPr>
-              <w:spacing w:line="260" w:lineRule="auto"/>
-            </w:pPr>
-            <w:r>
-              <w:rPr>
-                <w:sz w:val="19"/>
-                <w:szCs w:val="19"/>
-              </w:rPr>
-              <w:t xml:space="preserve">סריקת עומק · 19.8</w:t>
-            </w:r>
-          </w:p>
-        </w:tc>
-        <w:tc>
-          <w:tcPr>
-            <w:tcW w:w="3120" w:type="dxa"/>
-            <w:tcMar>
-              <w:top w:w="90" w:type="dxa"/>
-              <w:left w:w="120" w:type="dxa"/>
-              <w:bottom w:w="90" w:type="dxa"/>
-              <w:right w:w="120" w:type="dxa"/>
-            </w:tcMar>
-          </w:tcPr>
-          <w:p>
-            <w:pPr>
-              <w:spacing w:line="260" w:lineRule="auto"/>
-            </w:pPr>
-            <w:r>
-              <w:rPr>
-                <w:sz w:val="19"/>
-                <w:szCs w:val="19"/>
-              </w:rPr>
-              <w:t xml:space="preserve">חמישה תחומים: מחזור חיי האימות, בידוד בין משתמשים, טריות נתונים, קישוריות מקצה לקצה, גרפים</w:t>
-            </w:r>
-          </w:p>
-        </w:tc>
-        <w:tc>
-          <w:tcPr>
-            <w:tcW w:w="3120" w:type="dxa"/>
-            <w:tcMar>
-              <w:top w:w="90" w:type="dxa"/>
-              <w:left w:w="120" w:type="dxa"/>
-              <w:bottom w:w="90" w:type="dxa"/>
-              <w:right w:w="120" w:type="dxa"/>
-            </w:tcMar>
-          </w:tcPr>
-          <w:p>
-            <w:pPr>
-              <w:spacing w:line="260" w:lineRule="auto"/>
-            </w:pPr>
-            <w:r>
-              <w:rPr>
-                <w:sz w:val="19"/>
-                <w:szCs w:val="19"/>
-              </w:rPr>
-              <w:t xml:space="preserve">47; שישה חסמו שחרור, ובהם פרצת ההרשאה (מסמך אבטחת המידע, §4)</w:t>
+            <w:tcW w:w="2150" w:type="dxa"/>
+            <w:tcMar>
+              <w:top w:w="90" w:type="dxa"/>
+              <w:left w:w="120" w:type="dxa"/>
+              <w:bottom w:w="90" w:type="dxa"/>
+              <w:right w:w="120" w:type="dxa"/>
+            </w:tcMar>
+          </w:tcPr>
+          <w:p>
+            <w:pPr>
+              <w:spacing w:line="260" w:lineRule="auto"/>
+            </w:pPr>
+            <w:r>
+              <w:rPr>
+                <w:sz w:val="19"/>
+                <w:szCs w:val="19"/>
+              </w:rPr>
+              <w:t>סריקת עומק · 19.8</w:t>
+            </w:r>
+          </w:p>
+        </w:tc>
+        <w:tc>
+          <w:tcPr>
+            <w:tcW w:w="3900" w:type="dxa"/>
+            <w:tcMar>
+              <w:top w:w="90" w:type="dxa"/>
+              <w:left w:w="120" w:type="dxa"/>
+              <w:bottom w:w="90" w:type="dxa"/>
+              <w:right w:w="120" w:type="dxa"/>
+            </w:tcMar>
+          </w:tcPr>
+          <w:p>
+            <w:pPr>
+              <w:spacing w:line="260" w:lineRule="auto"/>
+            </w:pPr>
+            <w:r>
+              <w:rPr>
+                <w:sz w:val="19"/>
+                <w:szCs w:val="19"/>
+              </w:rPr>
+              <w:t>חמישה תחומים: מחזור חיי האימות, בידוד בין משתמשים, טריות נתונים, קישוריות מקצה לקצה, גרפים</w:t>
+            </w:r>
+          </w:p>
+        </w:tc>
+        <w:tc>
+          <w:tcPr>
+            <w:tcW w:w="3310" w:type="dxa"/>
+            <w:tcMar>
+              <w:top w:w="90" w:type="dxa"/>
+              <w:left w:w="120" w:type="dxa"/>
+              <w:bottom w:w="90" w:type="dxa"/>
+              <w:right w:w="120" w:type="dxa"/>
+            </w:tcMar>
+          </w:tcPr>
+          <w:p>
+            <w:pPr>
+              <w:spacing w:line="260" w:lineRule="auto"/>
+            </w:pPr>
+            <w:r>
+              <w:rPr>
+                <w:sz w:val="19"/>
+                <w:szCs w:val="19"/>
+              </w:rPr>
+              <w:t>47; שישה חסמו שחרור, ובהם פרצת ההרשאה (מסמך אבטחת המידע, סעיף 4)</w:t>
             </w:r>
           </w:p>
         </w:tc>
@@ -7044,70 +7720,70 @@
         </w:trPr>
         <w:tc>
           <w:tcPr>
-            <w:tcW w:w="3120" w:type="dxa"/>
-            <w:tcMar>
-              <w:top w:w="90" w:type="dxa"/>
-              <w:left w:w="120" w:type="dxa"/>
-              <w:bottom w:w="90" w:type="dxa"/>
-              <w:right w:w="120" w:type="dxa"/>
-            </w:tcMar>
-          </w:tcPr>
-          <w:p>
-            <w:pPr>
-              <w:spacing w:line="260" w:lineRule="auto"/>
-            </w:pPr>
-            <w:r>
-              <w:rPr>
-                <w:sz w:val="19"/>
-                <w:szCs w:val="19"/>
-              </w:rPr>
-              <w:t xml:space="preserve">ביקורת חישוב · 25.8</w:t>
-            </w:r>
-          </w:p>
-        </w:tc>
-        <w:tc>
-          <w:tcPr>
-            <w:tcW w:w="3120" w:type="dxa"/>
-            <w:tcMar>
-              <w:top w:w="90" w:type="dxa"/>
-              <w:left w:w="120" w:type="dxa"/>
-              <w:bottom w:w="90" w:type="dxa"/>
-              <w:right w:w="120" w:type="dxa"/>
-            </w:tcMar>
-          </w:tcPr>
-          <w:p>
-            <w:pPr>
-              <w:spacing w:line="260" w:lineRule="auto"/>
-            </w:pPr>
-            <w:r>
-              <w:rPr>
-                <w:sz w:val="19"/>
-                <w:szCs w:val="19"/>
-              </w:rPr>
-              <w:t xml:space="preserve">מחלקת טעות אחת בכל הקוד: ממוצע של ממוצעים, קצב שממוצע כאילו אינו הופכי, תאריכים במילישניות</w:t>
-            </w:r>
-          </w:p>
-        </w:tc>
-        <w:tc>
-          <w:tcPr>
-            <w:tcW w:w="3120" w:type="dxa"/>
-            <w:tcMar>
-              <w:top w:w="90" w:type="dxa"/>
-              <w:left w:w="120" w:type="dxa"/>
-              <w:bottom w:w="90" w:type="dxa"/>
-              <w:right w:w="120" w:type="dxa"/>
-            </w:tcMar>
-          </w:tcPr>
-          <w:p>
-            <w:pPr>
-              <w:spacing w:line="260" w:lineRule="auto"/>
-            </w:pPr>
-            <w:r>
-              <w:rPr>
-                <w:sz w:val="19"/>
-                <w:szCs w:val="19"/>
-              </w:rPr>
-              <w:t xml:space="preserve">9; החשבון עבר לפונקציות טהורות, ולכל אחת בדיקה שנכשלת על החישוב הישן</w:t>
+            <w:tcW w:w="2150" w:type="dxa"/>
+            <w:tcMar>
+              <w:top w:w="90" w:type="dxa"/>
+              <w:left w:w="120" w:type="dxa"/>
+              <w:bottom w:w="90" w:type="dxa"/>
+              <w:right w:w="120" w:type="dxa"/>
+            </w:tcMar>
+          </w:tcPr>
+          <w:p>
+            <w:pPr>
+              <w:spacing w:line="260" w:lineRule="auto"/>
+            </w:pPr>
+            <w:r>
+              <w:rPr>
+                <w:sz w:val="19"/>
+                <w:szCs w:val="19"/>
+              </w:rPr>
+              <w:t>ביקורת חישוב · 25.8</w:t>
+            </w:r>
+          </w:p>
+        </w:tc>
+        <w:tc>
+          <w:tcPr>
+            <w:tcW w:w="3900" w:type="dxa"/>
+            <w:tcMar>
+              <w:top w:w="90" w:type="dxa"/>
+              <w:left w:w="120" w:type="dxa"/>
+              <w:bottom w:w="90" w:type="dxa"/>
+              <w:right w:w="120" w:type="dxa"/>
+            </w:tcMar>
+          </w:tcPr>
+          <w:p>
+            <w:pPr>
+              <w:spacing w:line="260" w:lineRule="auto"/>
+            </w:pPr>
+            <w:r>
+              <w:rPr>
+                <w:sz w:val="19"/>
+                <w:szCs w:val="19"/>
+              </w:rPr>
+              <w:t>מחלקת טעות אחת בכל הקוד: ממוצע של ממוצעים, קצב שממוצע כאילו אינו הופכי, תאריכים במילישניות</w:t>
+            </w:r>
+          </w:p>
+        </w:tc>
+        <w:tc>
+          <w:tcPr>
+            <w:tcW w:w="3310" w:type="dxa"/>
+            <w:tcMar>
+              <w:top w:w="90" w:type="dxa"/>
+              <w:left w:w="120" w:type="dxa"/>
+              <w:bottom w:w="90" w:type="dxa"/>
+              <w:right w:w="120" w:type="dxa"/>
+            </w:tcMar>
+          </w:tcPr>
+          <w:p>
+            <w:pPr>
+              <w:spacing w:line="260" w:lineRule="auto"/>
+            </w:pPr>
+            <w:r>
+              <w:rPr>
+                <w:sz w:val="19"/>
+                <w:szCs w:val="19"/>
+              </w:rPr>
+              <w:t>9; החשבון עבר לפונקציות טהורות, ולכל אחת בדיקה שנכשלת על החישוב הישן</w:t>
             </w:r>
           </w:p>
         </w:tc>
@@ -7118,70 +7794,70 @@
         </w:trPr>
         <w:tc>
           <w:tcPr>
-            <w:tcW w:w="3120" w:type="dxa"/>
-            <w:tcMar>
-              <w:top w:w="90" w:type="dxa"/>
-              <w:left w:w="120" w:type="dxa"/>
-              <w:bottom w:w="90" w:type="dxa"/>
-              <w:right w:w="120" w:type="dxa"/>
-            </w:tcMar>
-          </w:tcPr>
-          <w:p>
-            <w:pPr>
-              <w:spacing w:line="260" w:lineRule="auto"/>
-            </w:pPr>
-            <w:r>
-              <w:rPr>
-                <w:sz w:val="19"/>
-                <w:szCs w:val="19"/>
-              </w:rPr>
-              <w:t xml:space="preserve">סבב פרודקשן · 31.8</w:t>
-            </w:r>
-          </w:p>
-        </w:tc>
-        <w:tc>
-          <w:tcPr>
-            <w:tcW w:w="3120" w:type="dxa"/>
-            <w:tcMar>
-              <w:top w:w="90" w:type="dxa"/>
-              <w:left w:w="120" w:type="dxa"/>
-              <w:bottom w:w="90" w:type="dxa"/>
-              <w:right w:w="120" w:type="dxa"/>
-            </w:tcMar>
-          </w:tcPr>
-          <w:p>
-            <w:pPr>
-              <w:spacing w:line="260" w:lineRule="auto"/>
-            </w:pPr>
-            <w:r>
-              <w:rPr>
-                <w:sz w:val="19"/>
-                <w:szCs w:val="19"/>
-              </w:rPr>
-              <w:t xml:space="preserve">מעבר מלא באתר החי כמאמן וכרץ: מחזורים, תבניות, לוח המספרים, תוכנית עצמית, הגדרות, בית ריק</w:t>
-            </w:r>
-          </w:p>
-        </w:tc>
-        <w:tc>
-          <w:tcPr>
-            <w:tcW w:w="3120" w:type="dxa"/>
-            <w:tcMar>
-              <w:top w:w="90" w:type="dxa"/>
-              <w:left w:w="120" w:type="dxa"/>
-              <w:bottom w:w="90" w:type="dxa"/>
-              <w:right w:w="120" w:type="dxa"/>
-            </w:tcMar>
-          </w:tcPr>
-          <w:p>
-            <w:pPr>
-              <w:spacing w:line="260" w:lineRule="auto"/>
-            </w:pPr>
-            <w:r>
-              <w:rPr>
-                <w:sz w:val="19"/>
-                <w:szCs w:val="19"/>
-              </w:rPr>
-              <w:t xml:space="preserve">3; שיבוץ שסורב בשקט, בית שהציע לבנות תוכנית שכבר קיימת, טופס שהזיז תאריך מרוץ בשינוי שם</w:t>
+            <w:tcW w:w="2150" w:type="dxa"/>
+            <w:tcMar>
+              <w:top w:w="90" w:type="dxa"/>
+              <w:left w:w="120" w:type="dxa"/>
+              <w:bottom w:w="90" w:type="dxa"/>
+              <w:right w:w="120" w:type="dxa"/>
+            </w:tcMar>
+          </w:tcPr>
+          <w:p>
+            <w:pPr>
+              <w:spacing w:line="260" w:lineRule="auto"/>
+            </w:pPr>
+            <w:r>
+              <w:rPr>
+                <w:sz w:val="19"/>
+                <w:szCs w:val="19"/>
+              </w:rPr>
+              <w:t>סבב פרודקשן · 31.8</w:t>
+            </w:r>
+          </w:p>
+        </w:tc>
+        <w:tc>
+          <w:tcPr>
+            <w:tcW w:w="3900" w:type="dxa"/>
+            <w:tcMar>
+              <w:top w:w="90" w:type="dxa"/>
+              <w:left w:w="120" w:type="dxa"/>
+              <w:bottom w:w="90" w:type="dxa"/>
+              <w:right w:w="120" w:type="dxa"/>
+            </w:tcMar>
+          </w:tcPr>
+          <w:p>
+            <w:pPr>
+              <w:spacing w:line="260" w:lineRule="auto"/>
+            </w:pPr>
+            <w:r>
+              <w:rPr>
+                <w:sz w:val="19"/>
+                <w:szCs w:val="19"/>
+              </w:rPr>
+              <w:t>מעבר מלא באתר החי כמאמן וכרץ: מחזורים, תבניות, לוח המספרים, תוכנית עצמית, הגדרות, בית ריק</w:t>
+            </w:r>
+          </w:p>
+        </w:tc>
+        <w:tc>
+          <w:tcPr>
+            <w:tcW w:w="3310" w:type="dxa"/>
+            <w:tcMar>
+              <w:top w:w="90" w:type="dxa"/>
+              <w:left w:w="120" w:type="dxa"/>
+              <w:bottom w:w="90" w:type="dxa"/>
+              <w:right w:w="120" w:type="dxa"/>
+            </w:tcMar>
+          </w:tcPr>
+          <w:p>
+            <w:pPr>
+              <w:spacing w:line="260" w:lineRule="auto"/>
+            </w:pPr>
+            <w:r>
+              <w:rPr>
+                <w:sz w:val="19"/>
+                <w:szCs w:val="19"/>
+              </w:rPr>
+              <w:t>3; שיבוץ שסורב בשקט, בית שהציע לבנות תוכנית שכבר קיימת, טופס שהזיז תאריך מרוץ בשינוי שם</w:t>
             </w:r>
           </w:p>
         </w:tc>
@@ -7197,9 +7873,9 @@
         <w:pStyle w:val="Heading2"/>
         <w:spacing w:before="240" w:after="120"/>
       </w:pPr>
-      <w:bookmarkStart w:id="35" w:name="toc_20"/>
-      <w:bookmarkStart w:id="36" w:name="_Toc4doc4019"/>
-      <w:bookmarkEnd w:id="35"/>
+      <w:bookmarkStart w:id="32" w:name="toc_20"/>
+      <w:bookmarkStart w:id="33" w:name="_Toc239280218"/>
+      <w:bookmarkEnd w:id="32"/>
       <w:r>
         <w:rPr>
           <w:b/>
@@ -7209,15 +7885,14 @@
         </w:rPr>
         <w:t>סבב ידני לפני הגשה</w:t>
       </w:r>
-      <w:bookmarkEnd w:id="36"/>
+      <w:bookmarkEnd w:id="33"/>
     </w:p>
     <w:p>
       <w:pPr>
         <w:spacing w:after="140" w:line="300" w:lineRule="auto"/>
       </w:pPr>
       <w:r>
-        <w:rPr/>
-        <w:t xml:space="preserve">הרשמה · אישור מייל · התחברות ב-Enter · שחזור סיסמה · חיבור השעון וסנכרון · בחירת נתיב תוכנית (קוד / Runi עם תצוגה מקדימה / משלי) · פתיחת יום ובדיקה שהמספרים הם של המשתמש · לוח המספרים · עזיבת תוכנית · הרשמה כמאמן · בחירת חבילה בלשונית החיוב ומוקאפ אמצעי תשלום · מאמן ב-/settings מופנה להגדרות המאמן · יצירת קוד מאמן · הצטרפות · מחזור: יצירה, שיבוץ, עריכה, סגירה · עריכת אימון · אתלט מנסה /coach (צריך 404) · כתובת לא קיימת (דף 404 של המוצר) · התנתקות.</w:t>
+        <w:t>הרשמה · אישור מייל · התחברות ב-Enter · שחזור סיסמה · חיבור השעון וסנכרון · בחירת נתיב תוכנית (קוד / Runi עם תצוגה מקדימה / משלי) · פתיחת יום ובדיקה שהמספרים הם של המשתמש · לוח המספרים · עזיבת תוכנית · הרשמה כמאמן · בחירת חבילה בלשונית החיוב ומוקאפ אמצעי תשלום · מאמן ב-/settings מופנה להגדרות המאמן · יצירת קוד מאמן · הצטרפות · מחזור: יצירה, שיבוץ, עריכה, סגירה · עריכת אימון · אתלט מנסה /coach (צריך 404) · כתובת לא קיימת (דף 404 של המוצר) · התנתקות.</w:t>
       </w:r>
     </w:p>
     <w:p>
@@ -7225,12 +7900,7 @@
         <w:spacing w:after="140" w:line="300" w:lineRule="auto"/>
       </w:pPr>
       <w:r>
-        <w:rPr/>
-        <w:t xml:space="preserve">מה למדנו:</w:t>
-      </w:r>
-      <w:r>
-        <w:rPr/>
-        <w:t xml:space="preserve"> הסריקה תפסה שבירות מבניות, ביקורת החישוב תפסה טעות שיטתית שהתפזרה בכמה מסכים, וסבב הפרודקשן תפס רגרסיות במעברים בין מסכים. אף סוג בדיקה אחד — לא אוטומטי ולא ידני — לא היה תופס את שלושתם לבד.</w:t>
+        <w:t>מה למדנו: הסריקה תפסה שבירות מבניות, ביקורת החישוב תפסה טעות שיטתית שהתפזרה בכמה מסכים, וסבב הפרודקשן תפס רגרסיות במעברים בין מסכים. אף סוג בדיקה אחד — לא אוטומטי ולא ידני — לא היה תופס את שלושתם לבד.</w:t>
       </w:r>
     </w:p>
     <w:p>
@@ -7238,17 +7908,18 @@
         <w:pStyle w:val="Heading1"/>
         <w:spacing w:before="320" w:after="120"/>
       </w:pPr>
-      <w:bookmarkStart w:id="37" w:name="toc_21"/>
-      <w:bookmarkStart w:id="38" w:name="_Toc4doc4020"/>
-      <w:bookmarkEnd w:id="37"/>
+      <w:bookmarkStart w:id="34" w:name="toc_21"/>
+      <w:bookmarkStart w:id="35" w:name="_Toc239280219"/>
+      <w:bookmarkEnd w:id="34"/>
       <w:r>
         <w:rPr>
           <w:sz w:val="27"/>
           <w:szCs w:val="27"/>
         </w:rPr>
+        <w:lastRenderedPageBreak/>
         <w:t>9. מגבלות ומה היה נבדק בהמשך</w:t>
       </w:r>
-      <w:bookmarkEnd w:id="38"/>
+      <w:bookmarkEnd w:id="35"/>
     </w:p>
     <w:tbl>
       <w:tblPr>
@@ -7355,7 +8026,7 @@
                 <w:sz w:val="19"/>
                 <w:szCs w:val="19"/>
               </w:rPr>
-              <w:t xml:space="preserve">אין בדיקות רינדור</w:t>
+              <w:t>אין בדיקות רינדור</w:t>
             </w:r>
           </w:p>
         </w:tc>
@@ -7378,7 +8049,7 @@
                 <w:sz w:val="19"/>
                 <w:szCs w:val="19"/>
               </w:rPr>
-              <w:t xml:space="preserve">React Testing Library לקומפוננטות המורכבות</w:t>
+              <w:t>React Testing Library לקומפוננטות המורכבות</w:t>
             </w:r>
           </w:p>
         </w:tc>
@@ -7429,7 +8100,7 @@
                 <w:sz w:val="19"/>
                 <w:szCs w:val="19"/>
               </w:rPr>
-              <w:t xml:space="preserve">Playwright לתהליכי ההרשמה, החיבור והתוכנית</w:t>
+              <w:t>Playwright לתהליכי ההרשמה, החיבור והתוכנית</w:t>
             </w:r>
           </w:p>
         </w:tc>
@@ -7480,7 +8151,7 @@
                 <w:sz w:val="19"/>
                 <w:szCs w:val="19"/>
               </w:rPr>
-              <w:t xml:space="preserve">פרויקט Supabase לבדיקות ו-client לכל תפקיד</w:t>
+              <w:t>פרויקט Supabase לבדיקות ו-client לכל תפקיד</w:t>
             </w:r>
           </w:p>
         </w:tc>
@@ -7508,7 +8179,7 @@
                 <w:sz w:val="19"/>
                 <w:szCs w:val="19"/>
               </w:rPr>
-              <w:t xml:space="preserve">הדיבור עם intervals.icu לא ממוקה</w:t>
+              <w:t>הדיבור עם intervals.icu לא ממוקה</w:t>
             </w:r>
           </w:p>
         </w:tc>
@@ -7585,7 +8256,7 @@
                 <w:szCs w:val="19"/>
                 <w:rtl w:val="0"/>
               </w:rPr>
-              <w:t xml:space="preserve">vitest --coverage</w:t>
+              <w:t>vitest --coverage</w:t>
             </w:r>
             <w:r>
               <w:rPr>
@@ -7643,7 +8314,7 @@
                 <w:sz w:val="19"/>
                 <w:szCs w:val="19"/>
               </w:rPr>
-              <w:t xml:space="preserve">k6 או Artillery מול הפריסה</w:t>
+              <w:t>k6 או Artillery מול הפריסה</w:t>
             </w:r>
           </w:p>
         </w:tc>

--- a/docs/הגשה סופית/4 - מסמך אפיון בדיקות - Runi.docx
+++ b/docs/הגשה סופית/4 - מסמך אפיון בדיקות - Runi.docx
@@ -2302,7 +2302,7 @@
           <w:b/>
           <w:bCs/>
         </w:rPr>
-        <w:t>835 בדיקות אוטומטיות ב-57 קבצים, שרצות בפחות מחצי דקה</w:t>
+        <w:t>842 בדיקות אוטומטיות ב-57 קבצים, שרצות בפחות מחצי דקה</w:t>
       </w:r>
       <w:r>
         <w:t xml:space="preserve"> — בלי מסד נתונים ובלי דפדפן.</w:t>
@@ -3029,7 +3029,7 @@
                 <w:sz w:val="19"/>
                 <w:szCs w:val="19"/>
               </w:rPr>
-              <w:t>סחיפת דופק</w:t>
+              <w:t xml:space="preserve">שיעור סחיפה למנוע ההתאמה</w:t>
             </w:r>
           </w:p>
         </w:tc>
@@ -3052,7 +3052,7 @@
                 <w:sz w:val="19"/>
                 <w:szCs w:val="19"/>
               </w:rPr>
-              <w:t>4</w:t>
+              <w:t xml:space="preserve">4</w:t>
             </w:r>
           </w:p>
         </w:tc>
@@ -3075,7 +3075,7 @@
                 <w:sz w:val="19"/>
                 <w:szCs w:val="19"/>
               </w:rPr>
-              <w:t>זיהוי עלייה בקצב קבוע, ונקודת ההתחלה</w:t>
+              <w:t xml:space="preserve">שיעור הריצות מעל 5% בשבועיים; ריצות בלי דופק לא נספרות; פחות משלוש ריצות = אין דפוס; הקטנה כשהשיעור חוצה 40%</w:t>
             </w:r>
           </w:p>
         </w:tc>
@@ -3126,7 +3126,7 @@
                 <w:sz w:val="19"/>
                 <w:szCs w:val="19"/>
               </w:rPr>
-              <w:t>—</w:t>
+              <w:t xml:space="preserve">14</w:t>
             </w:r>
           </w:p>
         </w:tc>
@@ -3971,7 +3971,7 @@
                 <w:sz w:val="19"/>
                 <w:szCs w:val="19"/>
               </w:rPr>
-              <w:t>מיפוי בסיס/פרימיום לערכי המסד; מושב חמישי נחסם ושישי לא; חשבון בלי חבילה לא נחסם; תווית הרוסטר מול המכסה</w:t>
+              <w:t>מיפוי בסיס/פרימיום לערכי המסד; מושב חמישי נכנס ושישי נחסם; חשבון בלי חבילה לא נחסם; תווית הרוסטר מול המכסה</w:t>
             </w:r>
           </w:p>
         </w:tc>
@@ -4444,7 +4444,7 @@
                 <w:sz w:val="19"/>
                 <w:szCs w:val="19"/>
               </w:rPr>
-              <w:t>15</w:t>
+              <w:t xml:space="preserve">20</w:t>
             </w:r>
           </w:p>
         </w:tc>
@@ -4597,7 +4597,7 @@
                 <w:sz w:val="19"/>
                 <w:szCs w:val="19"/>
               </w:rPr>
-              <w:t>11</w:t>
+              <w:t xml:space="preserve">16</w:t>
             </w:r>
           </w:p>
         </w:tc>
@@ -5433,10 +5433,29 @@
           <w:b/>
           <w:bCs/>
         </w:rPr>
-        <w:t>סכימות Zod</w:t>
-      </w:r>
-      <w:r>
-        <w:t xml:space="preserve"> — 7 בדיקות: מרחק מרשימה סגורה, תאריך בפורמט מלא, מספרים בטווח</w:t>
+        <w:t xml:space="preserve">סכימות Zod</w:t>
+      </w:r>
+      <w:r>
+        <w:rPr/>
+        <w:t xml:space="preserve"> — 10 בדיקות: מרחק מרשימה סגורה, תאריך בפורמט מלא, מספרים בטווח; ועריכת אימון של מאמן — סוג מרשימה סגורה, מרחק 0–100 ק"מ, קצב בתבנית m:ss, ו-null שמנקה שדה</w:t>
+      </w:r>
+    </w:p>
+    <w:p>
+      <w:pPr>
+        <w:pStyle w:val="ListParagraph"/>
+        <w:numPr>
+          <w:ilvl w:val="0"/>
+          <w:numId w:val="2"/>
+        </w:numPr>
+        <w:spacing w:after="80" w:line="300" w:lineRule="auto"/>
+      </w:pPr>
+      <w:r>
+        <w:rPr/>
+        <w:t xml:space="preserve">כתובת הפניה אחרי כניסה</w:t>
+      </w:r>
+      <w:r>
+        <w:rPr/>
+        <w:t xml:space="preserve"> (redirectTo / next) — 4 בדיקות: נתיב יחסי תקין נשמר, כתובת מלאה או //host נדחות, וגם צורת ה-backslash (/\evil.com) שדפדפנים מפרשים כדומיין זר — הכול דרך פונקציה אחת (safePath) שמשרתת את ה-middleware, מסך הכניסה ושני נתיבי המייל</w:t>
       </w:r>
     </w:p>
     <w:p>
@@ -6176,14 +6195,8 @@
         <w:spacing w:after="140" w:line="300" w:lineRule="auto"/>
       </w:pPr>
       <w:r>
-        <w:rPr>
-          <w:b/>
-          <w:bCs/>
-        </w:rPr>
-        <w:t>נבדקו ידנית מול המסד</w:t>
-      </w:r>
-      <w:r>
-        <w:t>, לא אוטומטית — אין פרויקט בדיקות נפרד.</w:t>
+        <w:rPr/>
+        <w:t xml:space="preserve">שתי שכבות: בדיקות ידניות מול המסד לאורך הפיתוח (הטבלה), ותסריט הרשאות שרץ מול הפרויקט החי עם חשבונות הדמו — npm run check:permissions — שמבצע בדיוק את מה שהממשק לעולם לא מציע (פירוט אחרי הטבלה).</w:t>
       </w:r>
     </w:p>
     <w:tbl>
@@ -6714,6 +6727,57 @@
           </w:p>
         </w:tc>
       </w:tr>
+      <w:tr>
+        <w:trPr>
+          <w:cantSplit/>
+        </w:trPr>
+        <w:tc>
+          <w:tcPr>
+            <w:tcW w:w="4680" w:type="dxa"/>
+            <w:tcMar>
+              <w:top w:w="90" w:type="dxa"/>
+              <w:left w:w="120" w:type="dxa"/>
+              <w:bottom w:w="90" w:type="dxa"/>
+              <w:right w:w="120" w:type="dxa"/>
+            </w:tcMar>
+          </w:tcPr>
+          <w:p>
+            <w:pPr>
+              <w:spacing w:line="260" w:lineRule="auto"/>
+            </w:pPr>
+            <w:r>
+              <w:rPr>
+                <w:sz w:val="19"/>
+                <w:szCs w:val="19"/>
+              </w:rPr>
+              <w:t xml:space="preserve">סקירה לפני ההגשה (4.9) — מיגרציה 0024</w:t>
+            </w:r>
+          </w:p>
+        </w:tc>
+        <w:tc>
+          <w:tcPr>
+            <w:tcW w:w="4680" w:type="dxa"/>
+            <w:tcMar>
+              <w:top w:w="90" w:type="dxa"/>
+              <w:left w:w="120" w:type="dxa"/>
+              <w:bottom w:w="90" w:type="dxa"/>
+              <w:right w:w="120" w:type="dxa"/>
+            </w:tcMar>
+          </w:tcPr>
+          <w:p>
+            <w:pPr>
+              <w:spacing w:line="260" w:lineRule="auto"/>
+            </w:pPr>
+            <w:r>
+              <w:rPr>
+                <w:sz w:val="19"/>
+                <w:szCs w:val="19"/>
+              </w:rPr>
+              <w:t xml:space="preserve">נמצאו ונסגרו: מדיניות קריאה ישנה שהשאירה את plan_templates פתוחה לכל מחזיק anon key; INSERT/UPDATE ישירים על coach_athletes שעקפו את קוד המאמן ואת מכסת המושבים; role ו-coach_code שהיו ניתנים לעדכון עצמי; מרוץ בין שני מצטרפים על המושב האחרון; והפניה פתוחה דרך backslash ב-redirectTo. פירוט במסמך אבטחת המידע, סעיף 4</w:t>
+            </w:r>
+          </w:p>
+        </w:tc>
+      </w:tr>
     </w:tbl>
     <w:p>
       <w:pPr>
@@ -6743,6 +6807,22 @@
       </w:r>
       <w:r>
         <w:t xml:space="preserve"> לכן כל כתיבה רגישה מבקשת בחזרה את השורות שהשתנו.</w:t>
+      </w:r>
+    </w:p>
+    <w:p>
+      <w:pPr>
+        <w:spacing w:after="140" w:line="300" w:lineRule="auto"/>
+      </w:pPr>
+      <w:r>
+        <w:rPr>
+          <w:b/>
+          <w:bCs/>
+        </w:rPr>
+        <w:t xml:space="preserve">תסריט ההרשאות. </w:t>
+      </w:r>
+      <w:r>
+        <w:rPr/>
+        <w:t xml:space="preserve">scripts/check-permissions.ts נכנס עם המפתח הציבורי (anon) וסיסמת הדמו כשלושה משתמשים — רץ של מאמן 1, רץ של מאמן 2, ומאמן 1 — ועוד לקוח בלי סשן, ומנסה שמונה דברים: לקרוא ריצות של רץ אחר (0 שורות), מאמן שקורא רץ של מאמן אחר (0), מאמן שקורא רץ משלו (יש שורות), תבניות — אנונימי לא רואה כלום, רץ רואה את ברירות המחדל ולא תבניות של מאמן זר, הכנסה ישירה של קשר מאמן-מתאמן (נדחית), שינוי role או coach_code על הפרופיל (הטריגר מסרב והערך לא זז), join_coach עם קוד לא קיים ועם הקוד של עצמך (שתי שגיאות מפורשות, והשם שחוזר לא מכיל כתובת מייל), וכתיבה על פרופיל וריצות של רץ אחר (נדחית). מפתח ה-service-role משמש רק לאיתור המזהים ולהחזרת המצב אם בדיקה נכשלה — המסד נשאר כפי שהיה. התסריט מסיים בקוד יציאה 1 אם בדיקה אחת נכשלה, ולכן אפשר לצרף אותו לכל פריסה.</w:t>
       </w:r>
     </w:p>
     <w:p>
@@ -7533,7 +7613,7 @@
         <w:spacing w:after="140" w:line="300" w:lineRule="auto"/>
       </w:pPr>
       <w:r>
-        <w:t>שלושה סבבים ידניים, וכל אחד תפס סוג באג שהאחרים לא היו תופסים. התיעוד המלא בתיקיית docs/process בריפו.</w:t>
+        <w:t>שלושה סבבים ידניים, וכל אחד תפס סוג באג שהאחרים לא היו תופסים. תיעוד סריקת העומק בתיקיית docs/process בריפו; שני הסבבים האחרים מתועדים ביומן ההתקדמות של הפרויקט באותה תיקייה.</w:t>
       </w:r>
     </w:p>
     <w:tbl>
